--- a/00-首页/题组Word/专项卷/一分册/专项卷VI-教师版.docx
+++ b/00-首页/题组Word/专项卷/一分册/专项卷VI-教师版.docx
@@ -1338,15 +1338,31 @@
         <w:rPr>
           <w:rFonts w:ascii="Times New Roman" w:hAnsi="Times New Roman" w:eastAsia="Times New Roman" w:cs="Times New Roman"/>
         </w:rPr>
-        <w:t xml:space="preserve"> SOCl</w:t>
-      </w:r>
-      <w:r>
-        <w:rPr>
-          <w:rFonts w:ascii="Times New Roman" w:hAnsi="Times New Roman" w:eastAsia="Times New Roman" w:cs="Times New Roman"/>
-          <w:vertAlign w:val="subscript"/>
-        </w:rPr>
-        <w:t>2</w:t>
-      </w:r>
+        <w:t xml:space="preserve"> </w:t>
+      </w:r>
+      <m:oMath>
+        <m:r>
+          <m:t>S</m:t>
+        </m:r>
+        <m:r>
+          <m:t>O</m:t>
+        </m:r>
+        <m:r>
+          <m:t>C</m:t>
+        </m:r>
+        <m:sSub>
+          <m:e>
+            <m:r>
+              <m:t>l</m:t>
+            </m:r>
+          </m:e>
+          <m:sub>
+            <m:r>
+              <m:t>2</m:t>
+            </m:r>
+          </m:sub>
+        </m:sSub>
+      </m:oMath>
       <w:r>
         <w:rPr>
           <w:rFonts w:ascii="Times New Roman" w:hAnsi="Times New Roman" w:eastAsia="Times New Roman" w:cs="Times New Roman"/>
@@ -1472,24 +1488,34 @@
         </w:rPr>
         <w:t xml:space="preserve"> </w:t>
       </w:r>
-      <w:r>
-        <w:rPr>
-          <w:rFonts w:hint="eastAsia" w:ascii="Times New Roman" w:hAnsi="Times New Roman" w:eastAsia="Times New Roman" w:cs="Times New Roman"/>
-        </w:rPr>
-        <w:t>SOCl</w:t>
-      </w:r>
-      <w:r>
-        <w:rPr>
-          <w:rFonts w:hint="eastAsia" w:ascii="Times New Roman" w:hAnsi="Times New Roman" w:eastAsia="Times New Roman" w:cs="Times New Roman"/>
-          <w:vertAlign w:val="subscript"/>
-        </w:rPr>
-        <w:t>2</w:t>
-      </w:r>
-      <w:r>
-        <w:rPr>
-          <w:rFonts w:hint="eastAsia" w:ascii="Times New Roman" w:hAnsi="Times New Roman" w:eastAsia="Times New Roman" w:cs="Times New Roman"/>
-        </w:rPr>
-        <w:t>____；</w:t>
+      <m:oMath>
+        <m:r>
+          <m:t>S</m:t>
+        </m:r>
+        <m:r>
+          <m:t>O</m:t>
+        </m:r>
+        <m:r>
+          <m:t>C</m:t>
+        </m:r>
+        <m:sSub>
+          <m:e>
+            <m:r>
+              <m:t>l</m:t>
+            </m:r>
+          </m:e>
+          <m:sub>
+            <m:r>
+              <m:t>2</m:t>
+            </m:r>
+          </m:sub>
+        </m:sSub>
+      </m:oMath>
+      <w:r>
+        <w:rPr>
+          <w:rFonts w:hint="eastAsia" w:ascii="Times New Roman" w:hAnsi="Times New Roman" w:eastAsia="Times New Roman" w:cs="Times New Roman"/>
+        </w:rPr>
+        <w:t xml:space="preserve">____；</w:t>
       </w:r>
     </w:p>
     <w:p>
@@ -2018,71 +2044,19 @@
         <w:rPr>
           <w:rFonts w:ascii="Times New Roman" w:hAnsi="Times New Roman" w:eastAsia="Times New Roman" w:cs="Times New Roman"/>
         </w:rPr>
-        <w:t xml:space="preserve"> FeS</w:t>
-      </w:r>
-      <w:r>
-        <w:rPr>
-          <w:rFonts w:ascii="Times New Roman" w:hAnsi="Times New Roman" w:eastAsia="Times New Roman" w:cs="Times New Roman"/>
-          <w:vertAlign w:val="subscript"/>
-        </w:rPr>
-        <w:t>2</w:t>
-      </w:r>
-      <w:r>
-        <w:rPr>
-          <w:rFonts w:ascii="Times New Roman" w:hAnsi="Times New Roman" w:eastAsia="Times New Roman" w:cs="Times New Roman"/>
-        </w:rPr>
-        <w:t xml:space="preserve"> </w:t>
-      </w:r>
-      <w:r>
-        <w:rPr>
-          <w:rFonts w:hint="eastAsia" w:ascii="Times New Roman" w:hAnsi="Times New Roman" w:eastAsia="Times New Roman" w:cs="Times New Roman"/>
-        </w:rPr>
-        <w:t>)</w:t>
-      </w:r>
-      <w:r>
-        <w:rPr>
-          <w:rFonts w:hint="eastAsia" w:ascii="Times New Roman" w:hAnsi="Times New Roman" w:eastAsia="FangSong" w:cs="Times New Roman"/>
-        </w:rPr>
-        <w:t>时</w:t>
-      </w:r>
-      <w:r>
-        <w:rPr>
-          <w:rFonts w:hint="eastAsia" w:ascii="Times New Roman" w:hAnsi="Times New Roman" w:eastAsia="Times New Roman" w:cs="Times New Roman"/>
-        </w:rPr>
-        <w:t>,</w:t>
-      </w:r>
-      <w:r>
-        <w:rPr>
-          <w:rFonts w:ascii="Times New Roman" w:hAnsi="Times New Roman" w:eastAsia="Times New Roman" w:cs="Times New Roman"/>
-        </w:rPr>
-        <w:t xml:space="preserve"> </w:t>
-      </w:r>
-      <w:r>
-        <w:rPr>
-          <w:rFonts w:hint="eastAsia" w:ascii="Times New Roman" w:hAnsi="Times New Roman" w:eastAsia="FangSong" w:cs="Times New Roman"/>
-        </w:rPr>
-        <w:t>可生成辉铜矿</w:t>
-      </w:r>
-      <w:r>
-        <w:rPr>
-          <w:rFonts w:hint="eastAsia" w:ascii="Times New Roman" w:hAnsi="Times New Roman" w:eastAsia="Times New Roman" w:cs="Times New Roman"/>
-        </w:rPr>
-        <w:t>(</w:t>
-      </w:r>
-      <w:r>
-        <w:rPr>
-          <w:rFonts w:ascii="Times New Roman" w:hAnsi="Times New Roman" w:eastAsia="Times New Roman" w:cs="Times New Roman"/>
-        </w:rPr>
         <w:t xml:space="preserve"> </w:t>
       </w:r>
       <m:oMath>
         <m:r>
-          <m:t>C</m:t>
+          <m:t>F</m:t>
+        </m:r>
+        <m:r>
+          <m:t>e</m:t>
         </m:r>
         <m:sSub>
           <m:e>
             <m:r>
-              <m:t>u</m:t>
+              <m:t>S</m:t>
             </m:r>
           </m:e>
           <m:sub>
@@ -2091,6 +2065,71 @@
             </m:r>
           </m:sub>
         </m:sSub>
+      </m:oMath>
+      <w:r>
+        <w:rPr>
+          <w:rFonts w:ascii="Times New Roman" w:hAnsi="Times New Roman" w:eastAsia="Times New Roman" w:cs="Times New Roman"/>
+        </w:rPr>
+        <w:t xml:space="preserve"> </w:t>
+      </w:r>
+      <w:r>
+        <w:rPr>
+          <w:rFonts w:hint="eastAsia" w:ascii="Times New Roman" w:hAnsi="Times New Roman" w:eastAsia="Times New Roman" w:cs="Times New Roman"/>
+        </w:rPr>
+        <w:t>)</w:t>
+      </w:r>
+      <w:r>
+        <w:rPr>
+          <w:rFonts w:hint="eastAsia" w:ascii="Times New Roman" w:hAnsi="Times New Roman" w:eastAsia="FangSong" w:cs="Times New Roman"/>
+        </w:rPr>
+        <w:t>时</w:t>
+      </w:r>
+      <w:r>
+        <w:rPr>
+          <w:rFonts w:hint="eastAsia" w:ascii="Times New Roman" w:hAnsi="Times New Roman" w:eastAsia="Times New Roman" w:cs="Times New Roman"/>
+        </w:rPr>
+        <w:t>,</w:t>
+      </w:r>
+      <w:r>
+        <w:rPr>
+          <w:rFonts w:ascii="Times New Roman" w:hAnsi="Times New Roman" w:eastAsia="Times New Roman" w:cs="Times New Roman"/>
+        </w:rPr>
+        <w:t xml:space="preserve"> </w:t>
+      </w:r>
+      <w:r>
+        <w:rPr>
+          <w:rFonts w:hint="eastAsia" w:ascii="Times New Roman" w:hAnsi="Times New Roman" w:eastAsia="FangSong" w:cs="Times New Roman"/>
+        </w:rPr>
+        <w:t>可生成辉铜矿</w:t>
+      </w:r>
+      <w:r>
+        <w:rPr>
+          <w:rFonts w:hint="eastAsia" w:ascii="Times New Roman" w:hAnsi="Times New Roman" w:eastAsia="Times New Roman" w:cs="Times New Roman"/>
+        </w:rPr>
+        <w:t>(</w:t>
+      </w:r>
+      <w:r>
+        <w:rPr>
+          <w:rFonts w:ascii="Times New Roman" w:hAnsi="Times New Roman" w:eastAsia="Times New Roman" w:cs="Times New Roman"/>
+        </w:rPr>
+        <w:t xml:space="preserve"> </w:t>
+      </w:r>
+      <m:oMath>
+        <m:r>
+          <m:t>C</m:t>
+        </m:r>
+        <m:sSub>
+          <m:e>
+            <m:r>
+              <m:t>u</m:t>
+            </m:r>
+          </m:e>
+          <m:sub>
+            <m:r>
+              <m:t>2</m:t>
+            </m:r>
+          </m:sub>
+        </m:sSub>
         <m:r>
           <m:t>S</m:t>
         </m:r>
@@ -2117,15 +2156,31 @@
         <w:rPr>
           <w:rFonts w:ascii="Times New Roman" w:hAnsi="Times New Roman" w:eastAsia="Times New Roman" w:cs="Times New Roman"/>
         </w:rPr>
-        <w:t xml:space="preserve"> FeSO</w:t>
-      </w:r>
-      <w:r>
-        <w:rPr>
-          <w:rFonts w:ascii="Times New Roman" w:hAnsi="Times New Roman" w:eastAsia="Times New Roman" w:cs="Times New Roman"/>
-          <w:vertAlign w:val="subscript"/>
-        </w:rPr>
-        <w:t>4</w:t>
-      </w:r>
+        <w:t xml:space="preserve"> </w:t>
+      </w:r>
+      <m:oMath>
+        <m:r>
+          <m:t>F</m:t>
+        </m:r>
+        <m:r>
+          <m:t>e</m:t>
+        </m:r>
+        <m:r>
+          <m:t>S</m:t>
+        </m:r>
+        <m:sSub>
+          <m:e>
+            <m:r>
+              <m:t>O</m:t>
+            </m:r>
+          </m:e>
+          <m:sub>
+            <m:r>
+              <m:t>4</m:t>
+            </m:r>
+          </m:sub>
+        </m:sSub>
+      </m:oMath>
       <w:r>
         <w:rPr>
           <w:rFonts w:ascii="Times New Roman" w:hAnsi="Times New Roman" w:eastAsia="Times New Roman" w:cs="Times New Roman"/>
@@ -4357,48 +4412,112 @@
         <w:rPr>
           <w:rFonts w:ascii="Times New Roman" w:hAnsi="Times New Roman" w:eastAsia="Times New Roman" w:cs="Times New Roman"/>
         </w:rPr>
-        <w:t xml:space="preserve"> K</w:t>
-      </w:r>
-      <w:r>
-        <w:rPr>
-          <w:rFonts w:ascii="Times New Roman" w:hAnsi="Times New Roman" w:eastAsia="Times New Roman" w:cs="Times New Roman"/>
-          <w:vertAlign w:val="superscript"/>
-        </w:rPr>
-        <w:t>+</w:t>
-      </w:r>
-      <w:r>
-        <w:rPr>
-          <w:rFonts w:ascii="Times New Roman" w:hAnsi="Times New Roman" w:eastAsia="Times New Roman" w:cs="Times New Roman"/>
-        </w:rPr>
-        <w:t xml:space="preserve"> 、 Cr</w:t>
-      </w:r>
-      <w:r>
-        <w:rPr>
-          <w:rFonts w:ascii="Times New Roman" w:hAnsi="Times New Roman" w:eastAsia="Times New Roman" w:cs="Times New Roman"/>
-          <w:vertAlign w:val="superscript"/>
-        </w:rPr>
-        <w:t>3+</w:t>
-      </w:r>
-      <w:r>
-        <w:rPr>
-          <w:rFonts w:ascii="Times New Roman" w:hAnsi="Times New Roman" w:eastAsia="Times New Roman" w:cs="Times New Roman"/>
-        </w:rPr>
-        <w:t xml:space="preserve"> 、 SO</w:t>
-      </w:r>
-      <w:r>
-        <w:rPr>
-          <w:rFonts w:ascii="Times New Roman" w:hAnsi="Times New Roman" w:eastAsia="Times New Roman" w:cs="Times New Roman"/>
-          <w:vertAlign w:val="subscript"/>
-        </w:rPr>
-        <w:t>4</w:t>
-      </w:r>
-      <w:r>
-        <w:rPr>
-          <w:rFonts w:ascii="Times New Roman" w:hAnsi="Times New Roman" w:eastAsia="Times New Roman" w:cs="Times New Roman"/>
-          <w:vertAlign w:val="superscript"/>
-        </w:rPr>
-        <w:t>2-</w:t>
-      </w:r>
+        <w:t xml:space="preserve"> </w:t>
+      </w:r>
+      <m:oMath>
+        <m:sSup>
+          <m:e>
+            <m:r>
+              <m:t>K</m:t>
+            </m:r>
+          </m:e>
+          <m:sup>
+            <m:r>
+              <m:rPr>
+                <m:sty m:val="p"/>
+              </m:rPr>
+              <m:t>+</m:t>
+            </m:r>
+          </m:sup>
+        </m:sSup>
+      </m:oMath>
+      <w:r>
+        <w:rPr>
+          <w:rFonts w:ascii="Times New Roman" w:hAnsi="Times New Roman" w:eastAsia="Times New Roman" w:cs="Times New Roman"/>
+        </w:rPr>
+        <w:t xml:space="preserve"> </w:t>
+      </w:r>
+      <w:r>
+        <w:rPr>
+          <w:rFonts w:ascii="Times New Roman" w:hAnsi="Times New Roman" w:eastAsia="Times New Roman" w:cs="Times New Roman"/>
+        </w:rPr>
+        <w:t xml:space="preserve">、</w:t>
+      </w:r>
+      <w:r>
+        <w:rPr>
+          <w:rFonts w:ascii="Times New Roman" w:hAnsi="Times New Roman" w:eastAsia="Times New Roman" w:cs="Times New Roman"/>
+        </w:rPr>
+        <w:t xml:space="preserve"> </w:t>
+      </w:r>
+      <m:oMath>
+        <m:r>
+          <m:t>C</m:t>
+        </m:r>
+        <m:sSup>
+          <m:e>
+            <m:r>
+              <m:t>r</m:t>
+            </m:r>
+          </m:e>
+          <m:sup>
+            <m:r>
+              <m:t>3</m:t>
+            </m:r>
+            <m:r>
+              <m:rPr>
+                <m:sty m:val="p"/>
+              </m:rPr>
+              <m:t>+</m:t>
+            </m:r>
+          </m:sup>
+        </m:sSup>
+      </m:oMath>
+      <w:r>
+        <w:rPr>
+          <w:rFonts w:ascii="Times New Roman" w:hAnsi="Times New Roman" w:eastAsia="Times New Roman" w:cs="Times New Roman"/>
+        </w:rPr>
+        <w:t xml:space="preserve"> </w:t>
+      </w:r>
+      <w:r>
+        <w:rPr>
+          <w:rFonts w:ascii="Times New Roman" w:hAnsi="Times New Roman" w:eastAsia="Times New Roman" w:cs="Times New Roman"/>
+        </w:rPr>
+        <w:t xml:space="preserve">、</w:t>
+      </w:r>
+      <w:r>
+        <w:rPr>
+          <w:rFonts w:ascii="Times New Roman" w:hAnsi="Times New Roman" w:eastAsia="Times New Roman" w:cs="Times New Roman"/>
+        </w:rPr>
+        <w:t xml:space="preserve"> </w:t>
+      </w:r>
+      <m:oMath>
+        <m:r>
+          <m:t>S</m:t>
+        </m:r>
+        <m:sSubSup>
+          <m:e>
+            <m:r>
+              <m:t>O</m:t>
+            </m:r>
+          </m:e>
+          <m:sub>
+            <m:r>
+              <m:t>4</m:t>
+            </m:r>
+          </m:sub>
+          <m:sup>
+            <m:r>
+              <m:t>2</m:t>
+            </m:r>
+            <m:r>
+              <m:rPr>
+                <m:sty m:val="p"/>
+              </m:rPr>
+              <m:t>−</m:t>
+            </m:r>
+          </m:sup>
+        </m:sSubSup>
+      </m:oMath>
       <w:r>
         <w:rPr>
           <w:rFonts w:ascii="Times New Roman" w:hAnsi="Times New Roman" w:eastAsia="Times New Roman" w:cs="Times New Roman"/>
@@ -4433,15 +4552,31 @@
         <w:rPr>
           <w:rFonts w:ascii="Times New Roman" w:hAnsi="Times New Roman" w:eastAsia="Times New Roman" w:cs="Times New Roman"/>
         </w:rPr>
-        <w:t xml:space="preserve"> Cr</w:t>
-      </w:r>
-      <w:r>
-        <w:rPr>
-          <w:rFonts w:ascii="Times New Roman" w:hAnsi="Times New Roman" w:eastAsia="Times New Roman" w:cs="Times New Roman"/>
-          <w:vertAlign w:val="superscript"/>
-        </w:rPr>
-        <w:t>3+</w:t>
-      </w:r>
+        <w:t xml:space="preserve"> </w:t>
+      </w:r>
+      <m:oMath>
+        <m:r>
+          <m:t>C</m:t>
+        </m:r>
+        <m:sSup>
+          <m:e>
+            <m:r>
+              <m:t>r</m:t>
+            </m:r>
+          </m:e>
+          <m:sup>
+            <m:r>
+              <m:t>3</m:t>
+            </m:r>
+            <m:r>
+              <m:rPr>
+                <m:sty m:val="p"/>
+              </m:rPr>
+              <m:t>+</m:t>
+            </m:r>
+          </m:sup>
+        </m:sSup>
+      </m:oMath>
       <w:r>
         <w:rPr>
           <w:rFonts w:ascii="Times New Roman" w:hAnsi="Times New Roman" w:eastAsia="Times New Roman" w:cs="Times New Roman"/>
@@ -4626,15 +4761,28 @@
         <w:rPr>
           <w:rFonts w:ascii="Times New Roman" w:hAnsi="Times New Roman" w:eastAsia="Times New Roman" w:cs="Times New Roman"/>
         </w:rPr>
-        <w:t xml:space="preserve"> 3.81 g I</w:t>
-      </w:r>
-      <w:r>
-        <w:rPr>
-          <w:rFonts w:ascii="Times New Roman" w:hAnsi="Times New Roman" w:eastAsia="Times New Roman" w:cs="Times New Roman"/>
-          <w:vertAlign w:val="subscript"/>
-        </w:rPr>
-        <w:t>2</w:t>
-      </w:r>
+        <w:t xml:space="preserve"> 3.81 g</w:t>
+      </w:r>
+      <w:r>
+        <w:rPr>
+          <w:rFonts w:ascii="Times New Roman" w:hAnsi="Times New Roman" w:eastAsia="Times New Roman" w:cs="Times New Roman"/>
+        </w:rPr>
+        <w:t xml:space="preserve"> </w:t>
+      </w:r>
+      <m:oMath>
+        <m:sSub>
+          <m:e>
+            <m:r>
+              <m:t>I</m:t>
+            </m:r>
+          </m:e>
+          <m:sub>
+            <m:r>
+              <m:t>2</m:t>
+            </m:r>
+          </m:sub>
+        </m:sSub>
+      </m:oMath>
       <w:r>
         <w:rPr>
           <w:rFonts w:ascii="Times New Roman" w:hAnsi="Times New Roman" w:eastAsia="Times New Roman" w:cs="Times New Roman"/>
@@ -4687,15 +4835,31 @@
         <w:rPr>
           <w:rFonts w:ascii="Times New Roman" w:hAnsi="Times New Roman" w:eastAsia="Times New Roman" w:cs="Times New Roman"/>
         </w:rPr>
-        <w:t xml:space="preserve"> BaCl</w:t>
-      </w:r>
-      <w:r>
-        <w:rPr>
-          <w:rFonts w:ascii="Times New Roman" w:hAnsi="Times New Roman" w:eastAsia="Times New Roman" w:cs="Times New Roman"/>
-          <w:vertAlign w:val="subscript"/>
-        </w:rPr>
-        <w:t>2</w:t>
-      </w:r>
+        <w:t xml:space="preserve"> </w:t>
+      </w:r>
+      <m:oMath>
+        <m:r>
+          <m:t>B</m:t>
+        </m:r>
+        <m:r>
+          <m:t>a</m:t>
+        </m:r>
+        <m:r>
+          <m:t>C</m:t>
+        </m:r>
+        <m:sSub>
+          <m:e>
+            <m:r>
+              <m:t>l</m:t>
+            </m:r>
+          </m:e>
+          <m:sub>
+            <m:r>
+              <m:t>2</m:t>
+            </m:r>
+          </m:sub>
+        </m:sSub>
+      </m:oMath>
       <w:r>
         <w:rPr>
           <w:rFonts w:ascii="Times New Roman" w:hAnsi="Times New Roman" w:eastAsia="Times New Roman" w:cs="Times New Roman"/>
@@ -7191,15 +7355,22 @@
         <w:rPr>
           <w:rFonts w:ascii="Times New Roman" w:hAnsi="Times New Roman" w:eastAsia="Times New Roman" w:cs="Times New Roman"/>
         </w:rPr>
-        <w:t xml:space="preserve"> H</w:t>
-      </w:r>
-      <w:r>
-        <w:rPr>
-          <w:rFonts w:ascii="Times New Roman" w:hAnsi="Times New Roman" w:eastAsia="Times New Roman" w:cs="Times New Roman"/>
-          <w:vertAlign w:val="subscript"/>
-        </w:rPr>
-        <w:t>2</w:t>
-      </w:r>
+        <w:t xml:space="preserve"> </w:t>
+      </w:r>
+      <m:oMath>
+        <m:sSub>
+          <m:e>
+            <m:r>
+              <m:t>H</m:t>
+            </m:r>
+          </m:e>
+          <m:sub>
+            <m:r>
+              <m:t>2</m:t>
+            </m:r>
+          </m:sub>
+        </m:sSub>
+      </m:oMath>
       <w:r>
         <w:rPr>
           <w:rFonts w:ascii="Times New Roman" w:hAnsi="Times New Roman" w:eastAsia="Times New Roman" w:cs="Times New Roman"/>
@@ -10887,20 +11058,30 @@
         <w:rPr>
           <w:rFonts w:ascii="Times New Roman" w:hAnsi="Times New Roman" w:eastAsia="Times New Roman" w:cs="Times New Roman"/>
         </w:rPr>
-        <w:t>HCl、CS</w:t>
-      </w:r>
-      <w:r>
-        <w:rPr>
-          <w:rFonts w:ascii="Times New Roman" w:hAnsi="Times New Roman" w:eastAsia="Times New Roman" w:cs="Times New Roman"/>
-          <w:vertAlign w:val="subscript"/>
-        </w:rPr>
-        <w:t>2</w:t>
-      </w:r>
-      <w:r>
-        <w:rPr>
-          <w:rFonts w:ascii="Times New Roman" w:hAnsi="Times New Roman" w:eastAsia="Times New Roman" w:cs="Times New Roman"/>
-        </w:rPr>
-        <w:t>、</w:t>
+        <w:t xml:space="preserve">HCl、</w:t>
+      </w:r>
+      <m:oMath>
+        <m:r>
+          <m:t>C</m:t>
+        </m:r>
+        <m:sSub>
+          <m:e>
+            <m:r>
+              <m:t>S</m:t>
+            </m:r>
+          </m:e>
+          <m:sub>
+            <m:r>
+              <m:t>2</m:t>
+            </m:r>
+          </m:sub>
+        </m:sSub>
+      </m:oMath>
+      <w:r>
+        <w:rPr>
+          <w:rFonts w:ascii="Times New Roman" w:hAnsi="Times New Roman" w:eastAsia="Times New Roman" w:cs="Times New Roman"/>
+        </w:rPr>
+        <w:t xml:space="preserve">、</w:t>
       </w:r>
       <m:oMath>
         <m:sSub>
@@ -10923,20 +11104,36 @@
         <w:rPr>
           <w:rFonts w:ascii="Times New Roman" w:hAnsi="Times New Roman" w:eastAsia="Times New Roman" w:cs="Times New Roman"/>
         </w:rPr>
-        <w:t>、SO</w:t>
-      </w:r>
-      <w:r>
-        <w:rPr>
-          <w:rFonts w:ascii="Times New Roman" w:hAnsi="Times New Roman" w:eastAsia="Times New Roman" w:cs="Times New Roman"/>
-          <w:vertAlign w:val="subscript"/>
-        </w:rPr>
-        <w:t>2</w:t>
-      </w:r>
-      <w:r>
-        <w:rPr>
-          <w:rFonts w:ascii="Times New Roman" w:hAnsi="Times New Roman" w:eastAsia="Times New Roman" w:cs="Times New Roman"/>
-        </w:rPr>
-        <w:t xml:space="preserve"> 4 </w:t>
+        <w:t xml:space="preserve">、</w:t>
+      </w:r>
+      <m:oMath>
+        <m:r>
+          <m:t>S</m:t>
+        </m:r>
+        <m:sSub>
+          <m:e>
+            <m:r>
+              <m:t>O</m:t>
+            </m:r>
+          </m:e>
+          <m:sub>
+            <m:r>
+              <m:t>2</m:t>
+            </m:r>
+          </m:sub>
+        </m:sSub>
+      </m:oMath>
+      <w:r>
+        <w:rPr>
+          <w:rFonts w:ascii="Times New Roman" w:hAnsi="Times New Roman" w:eastAsia="Times New Roman" w:cs="Times New Roman"/>
+        </w:rPr>
+        <w:t xml:space="preserve"> </w:t>
+      </w:r>
+      <w:r>
+        <w:rPr>
+          <w:rFonts w:ascii="Times New Roman" w:hAnsi="Times New Roman" w:eastAsia="Times New Roman" w:cs="Times New Roman"/>
+        </w:rPr>
+        <w:t xml:space="preserve">4 </w:t>
       </w:r>
       <w:r>
         <w:rPr>
@@ -11618,15 +11815,25 @@
         <w:rPr>
           <w:rFonts w:hint="eastAsia" w:ascii="Times New Roman" w:hAnsi="Times New Roman" w:eastAsia="Times New Roman" w:cs="Times New Roman"/>
         </w:rPr>
-        <w:t>，NH</w:t>
-      </w:r>
-      <w:r>
-        <w:rPr>
-          <w:rFonts w:hint="eastAsia" w:ascii="Times New Roman" w:hAnsi="Times New Roman" w:eastAsia="Times New Roman" w:cs="Times New Roman"/>
-          <w:vertAlign w:val="subscript"/>
-        </w:rPr>
-        <w:t>3</w:t>
-      </w:r>
+        <w:t>，</w:t>
+      </w:r>
+      <m:oMath>
+        <m:r>
+          <m:t>N</m:t>
+        </m:r>
+        <m:sSub>
+          <m:e>
+            <m:r>
+              <m:t>H</m:t>
+            </m:r>
+          </m:e>
+          <m:sub>
+            <m:r>
+              <m:t>3</m:t>
+            </m:r>
+          </m:sub>
+        </m:sSub>
+      </m:oMath>
       <w:r>
         <w:rPr>
           <w:rFonts w:ascii="Times New Roman" w:hAnsi="Times New Roman" w:eastAsia="Times New Roman" w:cs="Times New Roman"/>
@@ -15931,22 +16138,36 @@
         <w:rPr>
           <w:rFonts w:ascii="Times New Roman" w:hAnsi="Times New Roman" w:eastAsia="Times New Roman" w:cs="Times New Roman"/>
         </w:rPr>
-        <w:t xml:space="preserve"> IO</w:t>
-      </w:r>
-      <w:r>
-        <w:rPr>
-          <w:rFonts w:ascii="Times New Roman" w:hAnsi="Times New Roman" w:eastAsia="Times New Roman" w:cs="Times New Roman"/>
-          <w:vertAlign w:val="subscript"/>
-        </w:rPr>
-        <w:t>6</w:t>
-      </w:r>
-      <w:r>
-        <w:rPr>
-          <w:rFonts w:ascii="Times New Roman" w:hAnsi="Times New Roman" w:eastAsia="Times New Roman" w:cs="Times New Roman"/>
-          <w:vertAlign w:val="superscript"/>
-        </w:rPr>
-        <w:t>5-</w:t>
-      </w:r>
+        <w:t xml:space="preserve"> </w:t>
+      </w:r>
+      <m:oMath>
+        <m:r>
+          <m:t>I</m:t>
+        </m:r>
+        <m:sSubSup>
+          <m:e>
+            <m:r>
+              <m:t>O</m:t>
+            </m:r>
+          </m:e>
+          <m:sub>
+            <m:r>
+              <m:t>6</m:t>
+            </m:r>
+          </m:sub>
+          <m:sup>
+            <m:r>
+              <m:t>5</m:t>
+            </m:r>
+            <m:r>
+              <m:rPr>
+                <m:sty m:val="p"/>
+              </m:rPr>
+              <m:t>−</m:t>
+            </m:r>
+          </m:sup>
+        </m:sSubSup>
+      </m:oMath>
       <w:r>
         <w:rPr>
           <w:rFonts w:ascii="Times New Roman" w:hAnsi="Times New Roman" w:eastAsia="Times New Roman" w:cs="Times New Roman"/>
@@ -16302,42 +16523,70 @@
         <w:rPr>
           <w:rFonts w:ascii="Times New Roman" w:hAnsi="Times New Roman" w:eastAsia="Times New Roman" w:cs="Times New Roman"/>
         </w:rPr>
-        <w:t xml:space="preserve"> OCR「IO</w:t>
-      </w:r>
-      <w:r>
-        <w:rPr>
-          <w:rFonts w:ascii="Times New Roman" w:hAnsi="Times New Roman" w:eastAsia="Times New Roman" w:cs="Times New Roman"/>
-          <w:vertAlign w:val="subscript"/>
-        </w:rPr>
-        <w:t>6</w:t>
-      </w:r>
-      <w:r>
-        <w:rPr>
-          <w:rFonts w:ascii="Times New Roman" w:hAnsi="Times New Roman" w:eastAsia="Times New Roman" w:cs="Times New Roman"/>
-          <w:vertAlign w:val="superscript"/>
-        </w:rPr>
-        <w:t>2-</w:t>
-      </w:r>
-      <w:r>
-        <w:rPr>
-          <w:rFonts w:ascii="Times New Roman" w:hAnsi="Times New Roman" w:eastAsia="Times New Roman" w:cs="Times New Roman"/>
-        </w:rPr>
-        <w:t>」→「IO</w:t>
-      </w:r>
-      <w:r>
-        <w:rPr>
-          <w:rFonts w:ascii="Times New Roman" w:hAnsi="Times New Roman" w:eastAsia="Times New Roman" w:cs="Times New Roman"/>
-          <w:vertAlign w:val="subscript"/>
-        </w:rPr>
-        <w:t>6</w:t>
-      </w:r>
-      <w:r>
-        <w:rPr>
-          <w:rFonts w:ascii="Times New Roman" w:hAnsi="Times New Roman" w:eastAsia="Times New Roman" w:cs="Times New Roman"/>
-          <w:vertAlign w:val="superscript"/>
-        </w:rPr>
-        <w:t>5-</w:t>
-      </w:r>
+        <w:t xml:space="preserve"> OCR「</w:t>
+      </w:r>
+      <m:oMath>
+        <m:r>
+          <m:t>I</m:t>
+        </m:r>
+        <m:sSubSup>
+          <m:e>
+            <m:r>
+              <m:t>O</m:t>
+            </m:r>
+          </m:e>
+          <m:sub>
+            <m:r>
+              <m:t>6</m:t>
+            </m:r>
+          </m:sub>
+          <m:sup>
+            <m:r>
+              <m:t>2</m:t>
+            </m:r>
+            <m:r>
+              <m:rPr>
+                <m:sty m:val="p"/>
+              </m:rPr>
+              <m:t>−</m:t>
+            </m:r>
+          </m:sup>
+        </m:sSubSup>
+      </m:oMath>
+      <w:r>
+        <w:rPr>
+          <w:rFonts w:ascii="Times New Roman" w:hAnsi="Times New Roman" w:eastAsia="Times New Roman" w:cs="Times New Roman"/>
+        </w:rPr>
+        <w:t xml:space="preserve">」→「</w:t>
+      </w:r>
+      <m:oMath>
+        <m:r>
+          <m:t>I</m:t>
+        </m:r>
+        <m:sSubSup>
+          <m:e>
+            <m:r>
+              <m:t>O</m:t>
+            </m:r>
+          </m:e>
+          <m:sub>
+            <m:r>
+              <m:t>6</m:t>
+            </m:r>
+          </m:sub>
+          <m:sup>
+            <m:r>
+              <m:t>5</m:t>
+            </m:r>
+            <m:r>
+              <m:rPr>
+                <m:sty m:val="p"/>
+              </m:rPr>
+              <m:t>−</m:t>
+            </m:r>
+          </m:sup>
+        </m:sSubSup>
+      </m:oMath>
       <w:r>
         <w:rPr>
           <w:rFonts w:ascii="Times New Roman" w:hAnsi="Times New Roman" w:eastAsia="Times New Roman" w:cs="Times New Roman"/>
@@ -16378,22 +16627,36 @@
         <w:rPr>
           <w:rFonts w:ascii="Times New Roman" w:hAnsi="Times New Roman" w:eastAsia="Times New Roman" w:cs="Times New Roman"/>
         </w:rPr>
-        <w:t xml:space="preserve"> IO</w:t>
-      </w:r>
-      <w:r>
-        <w:rPr>
-          <w:rFonts w:ascii="Times New Roman" w:hAnsi="Times New Roman" w:eastAsia="Times New Roman" w:cs="Times New Roman"/>
-          <w:vertAlign w:val="subscript"/>
-        </w:rPr>
-        <w:t>6</w:t>
-      </w:r>
-      <w:r>
-        <w:rPr>
-          <w:rFonts w:ascii="Times New Roman" w:hAnsi="Times New Roman" w:eastAsia="Times New Roman" w:cs="Times New Roman"/>
-          <w:vertAlign w:val="superscript"/>
-        </w:rPr>
-        <w:t>5-</w:t>
-      </w:r>
+        <w:t xml:space="preserve"> </w:t>
+      </w:r>
+      <m:oMath>
+        <m:r>
+          <m:t>I</m:t>
+        </m:r>
+        <m:sSubSup>
+          <m:e>
+            <m:r>
+              <m:t>O</m:t>
+            </m:r>
+          </m:e>
+          <m:sub>
+            <m:r>
+              <m:t>6</m:t>
+            </m:r>
+          </m:sub>
+          <m:sup>
+            <m:r>
+              <m:t>5</m:t>
+            </m:r>
+            <m:r>
+              <m:rPr>
+                <m:sty m:val="p"/>
+              </m:rPr>
+              <m:t>−</m:t>
+            </m:r>
+          </m:sup>
+        </m:sSubSup>
+      </m:oMath>
       <w:r>
         <w:rPr>
           <w:rFonts w:ascii="Times New Roman" w:hAnsi="Times New Roman" w:eastAsia="Times New Roman" w:cs="Times New Roman"/>
@@ -17594,15 +17857,31 @@
         <w:rPr>
           <w:rFonts w:ascii="Times New Roman" w:hAnsi="Times New Roman" w:eastAsia="Times New Roman" w:cs="Times New Roman"/>
         </w:rPr>
-        <w:t xml:space="preserve"> CuSO</w:t>
-      </w:r>
-      <w:r>
-        <w:rPr>
-          <w:rFonts w:ascii="Times New Roman" w:hAnsi="Times New Roman" w:eastAsia="Times New Roman" w:cs="Times New Roman"/>
-          <w:vertAlign w:val="subscript"/>
-        </w:rPr>
-        <w:t>4</w:t>
-      </w:r>
+        <w:t xml:space="preserve"> </w:t>
+      </w:r>
+      <m:oMath>
+        <m:r>
+          <m:t>C</m:t>
+        </m:r>
+        <m:r>
+          <m:t>u</m:t>
+        </m:r>
+        <m:r>
+          <m:t>S</m:t>
+        </m:r>
+        <m:sSub>
+          <m:e>
+            <m:r>
+              <m:t>O</m:t>
+            </m:r>
+          </m:e>
+          <m:sub>
+            <m:r>
+              <m:t>4</m:t>
+            </m:r>
+          </m:sub>
+        </m:sSub>
+      </m:oMath>
       <w:r>
         <w:rPr>
           <w:rFonts w:ascii="Times New Roman" w:hAnsi="Times New Roman" w:eastAsia="Times New Roman" w:cs="Times New Roman"/>
@@ -19081,15 +19360,31 @@
         <w:rPr>
           <w:rFonts w:ascii="Times New Roman" w:hAnsi="Times New Roman" w:eastAsia="Times New Roman" w:cs="Times New Roman"/>
         </w:rPr>
-        <w:t xml:space="preserve"> NaHB</w:t>
-      </w:r>
-      <w:r>
-        <w:rPr>
-          <w:rFonts w:ascii="Times New Roman" w:hAnsi="Times New Roman" w:eastAsia="Times New Roman" w:cs="Times New Roman"/>
-          <w:vertAlign w:val="subscript"/>
-        </w:rPr>
-        <w:t>4</w:t>
-      </w:r>
+        <w:t xml:space="preserve"> </w:t>
+      </w:r>
+      <m:oMath>
+        <m:r>
+          <m:t>N</m:t>
+        </m:r>
+        <m:r>
+          <m:t>a</m:t>
+        </m:r>
+        <m:r>
+          <m:t>H</m:t>
+        </m:r>
+        <m:sSub>
+          <m:e>
+            <m:r>
+              <m:t>B</m:t>
+            </m:r>
+          </m:e>
+          <m:sub>
+            <m:r>
+              <m:t>4</m:t>
+            </m:r>
+          </m:sub>
+        </m:sSub>
+      </m:oMath>
       <w:r>
         <w:rPr>
           <w:rFonts w:ascii="Times New Roman" w:hAnsi="Times New Roman" w:eastAsia="Times New Roman" w:cs="Times New Roman"/>
@@ -19172,15 +19467,31 @@
         <w:rPr>
           <w:rFonts w:ascii="Times New Roman" w:hAnsi="Times New Roman" w:eastAsia="Times New Roman" w:cs="Times New Roman"/>
         </w:rPr>
-        <w:t xml:space="preserve"> NaBH</w:t>
-      </w:r>
-      <w:r>
-        <w:rPr>
-          <w:rFonts w:ascii="Times New Roman" w:hAnsi="Times New Roman" w:eastAsia="Times New Roman" w:cs="Times New Roman"/>
-          <w:vertAlign w:val="subscript"/>
-        </w:rPr>
-        <w:t>4</w:t>
-      </w:r>
+        <w:t xml:space="preserve"> </w:t>
+      </w:r>
+      <m:oMath>
+        <m:r>
+          <m:t>N</m:t>
+        </m:r>
+        <m:r>
+          <m:t>a</m:t>
+        </m:r>
+        <m:r>
+          <m:t>B</m:t>
+        </m:r>
+        <m:sSub>
+          <m:e>
+            <m:r>
+              <m:t>H</m:t>
+            </m:r>
+          </m:e>
+          <m:sub>
+            <m:r>
+              <m:t>4</m:t>
+            </m:r>
+          </m:sub>
+        </m:sSub>
+      </m:oMath>
       <w:r>
         <w:rPr>
           <w:rFonts w:ascii="Times New Roman" w:hAnsi="Times New Roman" w:eastAsia="Times New Roman" w:cs="Times New Roman"/>
@@ -19310,15 +19621,31 @@
         <w:rPr>
           <w:rFonts w:ascii="Times New Roman" w:hAnsi="Times New Roman" w:eastAsia="Times New Roman" w:cs="Times New Roman"/>
         </w:rPr>
-        <w:t xml:space="preserve"> NaHB</w:t>
-      </w:r>
-      <w:r>
-        <w:rPr>
-          <w:rFonts w:ascii="Times New Roman" w:hAnsi="Times New Roman" w:eastAsia="Times New Roman" w:cs="Times New Roman"/>
-          <w:vertAlign w:val="subscript"/>
-        </w:rPr>
-        <w:t>4</w:t>
-      </w:r>
+        <w:t xml:space="preserve"> </w:t>
+      </w:r>
+      <m:oMath>
+        <m:r>
+          <m:t>N</m:t>
+        </m:r>
+        <m:r>
+          <m:t>a</m:t>
+        </m:r>
+        <m:r>
+          <m:t>H</m:t>
+        </m:r>
+        <m:sSub>
+          <m:e>
+            <m:r>
+              <m:t>B</m:t>
+            </m:r>
+          </m:e>
+          <m:sub>
+            <m:r>
+              <m:t>4</m:t>
+            </m:r>
+          </m:sub>
+        </m:sSub>
+      </m:oMath>
       <w:r>
         <w:rPr>
           <w:rFonts w:ascii="Times New Roman" w:hAnsi="Times New Roman" w:eastAsia="Times New Roman" w:cs="Times New Roman"/>
@@ -19519,15 +19846,31 @@
         <w:rPr>
           <w:rFonts w:ascii="Times New Roman" w:hAnsi="Times New Roman" w:eastAsia="Times New Roman" w:cs="Times New Roman"/>
         </w:rPr>
-        <w:t xml:space="preserve"> NaHB</w:t>
-      </w:r>
-      <w:r>
-        <w:rPr>
-          <w:rFonts w:ascii="Times New Roman" w:hAnsi="Times New Roman" w:eastAsia="Times New Roman" w:cs="Times New Roman"/>
-          <w:vertAlign w:val="subscript"/>
-        </w:rPr>
-        <w:t>4</w:t>
-      </w:r>
+        <w:t xml:space="preserve"> </w:t>
+      </w:r>
+      <m:oMath>
+        <m:r>
+          <m:t>N</m:t>
+        </m:r>
+        <m:r>
+          <m:t>a</m:t>
+        </m:r>
+        <m:r>
+          <m:t>H</m:t>
+        </m:r>
+        <m:sSub>
+          <m:e>
+            <m:r>
+              <m:t>B</m:t>
+            </m:r>
+          </m:e>
+          <m:sub>
+            <m:r>
+              <m:t>4</m:t>
+            </m:r>
+          </m:sub>
+        </m:sSub>
+      </m:oMath>
       <w:r>
         <w:rPr>
           <w:rFonts w:ascii="Times New Roman" w:hAnsi="Times New Roman" w:eastAsia="Times New Roman" w:cs="Times New Roman"/>
@@ -20969,15 +21312,28 @@
         <w:rPr>
           <w:rFonts w:ascii="Times New Roman" w:hAnsi="Times New Roman" w:eastAsia="Times New Roman" w:cs="Times New Roman"/>
         </w:rPr>
-        <w:t xml:space="preserve"> Z</w:t>
-      </w:r>
-      <w:r>
-        <w:rPr>
-          <w:rFonts w:ascii="Times New Roman" w:hAnsi="Times New Roman" w:eastAsia="Times New Roman" w:cs="Times New Roman"/>
-          <w:vertAlign w:val="superscript"/>
-        </w:rPr>
-        <w:t>2-</w:t>
-      </w:r>
+        <w:t xml:space="preserve"> </w:t>
+      </w:r>
+      <m:oMath>
+        <m:sSup>
+          <m:e>
+            <m:r>
+              <m:t>Z</m:t>
+            </m:r>
+          </m:e>
+          <m:sup>
+            <m:r>
+              <m:t>2</m:t>
+            </m:r>
+            <m:r>
+              <m:rPr>
+                <m:sty m:val="p"/>
+              </m:rPr>
+              <m:t>−</m:t>
+            </m:r>
+          </m:sup>
+        </m:sSup>
+      </m:oMath>
       <w:r>
         <w:rPr>
           <w:rFonts w:ascii="Times New Roman" w:hAnsi="Times New Roman" w:eastAsia="Times New Roman" w:cs="Times New Roman"/>
@@ -21068,15 +21424,28 @@
         <w:rPr>
           <w:rFonts w:ascii="Times New Roman" w:hAnsi="Times New Roman" w:eastAsia="Times New Roman" w:cs="Times New Roman"/>
         </w:rPr>
-        <w:t xml:space="preserve"> Z</w:t>
-      </w:r>
-      <w:r>
-        <w:rPr>
-          <w:rFonts w:ascii="Times New Roman" w:hAnsi="Times New Roman" w:eastAsia="Times New Roman" w:cs="Times New Roman"/>
-          <w:vertAlign w:val="superscript"/>
-        </w:rPr>
-        <w:t>2-</w:t>
-      </w:r>
+        <w:t xml:space="preserve"> </w:t>
+      </w:r>
+      <m:oMath>
+        <m:sSup>
+          <m:e>
+            <m:r>
+              <m:t>Z</m:t>
+            </m:r>
+          </m:e>
+          <m:sup>
+            <m:r>
+              <m:t>2</m:t>
+            </m:r>
+            <m:r>
+              <m:rPr>
+                <m:sty m:val="p"/>
+              </m:rPr>
+              <m:t>−</m:t>
+            </m:r>
+          </m:sup>
+        </m:sSup>
+      </m:oMath>
       <w:r>
         <w:rPr>
           <w:rFonts w:ascii="Times New Roman" w:hAnsi="Times New Roman" w:eastAsia="Times New Roman" w:cs="Times New Roman"/>
@@ -24103,7 +24472,7 @@
     <ns0:name ns0:val="Verbatim Char"/>
     <ns0:basedOn ns0:val="BodyTextChar"/>
     <ns0:rPr>
-      <ns0:rFonts ns0:ascii="Times New Roman" ns0:cs="Times New Roman" ns0:eastAsia="FangSong" ns0:hAnsi="Times New Roman"/>
+      <ns0:rFonts ns0:ascii="SimSun" ns0:cs="SimSun" ns0:eastAsia="SimSun" ns0:hAnsi="SimSun"/>
       <ns0:b ns0:val="0"/>
       <ns0:sz ns0:val="20"/>
     </ns0:rPr>
@@ -24157,7 +24526,7 @@
       <w:wordWrap w:val="off"/>
     </w:pPr>
     <ns0:rPr>
-      <w:rFonts ns0:ascii="Times New Roman" ns0:hAnsi="Times New Roman" ns0:eastAsia="FangSong" ns0:cs="Times New Roman"/>
+      <w:rFonts ns0:ascii="SimSun" ns0:hAnsi="SimSun" ns0:eastAsia="SimSun" ns0:cs="SimSun"/>
     </ns0:rPr>
   </w:style>
   <w:style w:type="character" w:customStyle="1" w:styleId="KeywordTok">

--- a/00-首页/题组Word/专项卷/一分册/专项卷VI-教师版.docx
+++ b/00-首页/题组Word/专项卷/一分册/专项卷VI-教师版.docx
@@ -5510,7 +5510,7 @@
         </w:rPr>
         <w:drawing>
           <wp:inline>
-            <wp:extent cx="3240000" cy="2610708"/>
+            <wp:extent cx="3240000" cy="2605714"/>
             <wp:effectExtent b="0" l="0" r="0" t="0"/>
             <wp:docPr descr="" title="" id="30" name="Picture"/>
             <a:graphic>
@@ -5531,7 +5531,7 @@
                   <pic:spPr bwMode="auto">
                     <a:xfrm>
                       <a:off x="0" y="0"/>
-                      <a:ext cx="3240000" cy="2610708"/>
+                      <a:ext cx="3240000" cy="2605714"/>
                     </a:xfrm>
                     <a:prstGeom prst="rect">
                       <a:avLst/>
@@ -6005,6 +6005,8 @@
     <w:p>
       <w:pPr>
         <w:pStyle w:val="FirstParagraph"/>
+        <w:ind w:left="480" w:hanging="480"/>
+        <w:spacing w:after="0"/>
       </w:pPr>
       <w:r>
         <w:rPr>
@@ -6034,7 +6036,20 @@
         <w:rPr>
           <w:rFonts w:ascii="Times New Roman" w:hAnsi="Times New Roman" w:eastAsia="Times New Roman" w:cs="Times New Roman"/>
         </w:rPr>
-        <w:t xml:space="preserve">　B. a </w:t>
+        <w:t xml:space="preserve">　</w:t>
+      </w:r>
+    </w:p>
+    <w:p>
+      <w:pPr>
+        <w:pStyle w:val="FirstParagraph"/>
+        <w:ind w:left="480" w:hanging="480"/>
+        <w:spacing w:before="0" w:after="0"/>
+      </w:pPr>
+      <w:r>
+        <w:rPr>
+          <w:rFonts w:ascii="Times New Roman" w:hAnsi="Times New Roman" w:eastAsia="Times New Roman" w:cs="Times New Roman"/>
+        </w:rPr>
+        <w:t xml:space="preserve">B. a </w:t>
       </w:r>
       <w:r>
         <w:rPr>
@@ -6058,7 +6073,20 @@
         <w:rPr>
           <w:rFonts w:ascii="Times New Roman" w:hAnsi="Times New Roman" w:eastAsia="Times New Roman" w:cs="Times New Roman"/>
         </w:rPr>
-        <w:t xml:space="preserve">　C. b </w:t>
+        <w:t xml:space="preserve">　</w:t>
+      </w:r>
+    </w:p>
+    <w:p>
+      <w:pPr>
+        <w:pStyle w:val="FirstParagraph"/>
+        <w:ind w:left="480" w:hanging="480"/>
+        <w:spacing w:before="0" w:after="0"/>
+      </w:pPr>
+      <w:r>
+        <w:rPr>
+          <w:rFonts w:ascii="Times New Roman" w:hAnsi="Times New Roman" w:eastAsia="Times New Roman" w:cs="Times New Roman"/>
+        </w:rPr>
+        <w:t xml:space="preserve">C. b </w:t>
       </w:r>
       <w:r>
         <w:rPr>
@@ -6082,7 +6110,20 @@
         <w:rPr>
           <w:rFonts w:ascii="Times New Roman" w:hAnsi="Times New Roman" w:eastAsia="Times New Roman" w:cs="Times New Roman"/>
         </w:rPr>
-        <w:t xml:space="preserve">　D. a </w:t>
+        <w:t xml:space="preserve">　</w:t>
+      </w:r>
+    </w:p>
+    <w:p>
+      <w:pPr>
+        <w:pStyle w:val="FirstParagraph"/>
+        <w:ind w:left="480" w:hanging="480"/>
+        <w:spacing w:before="0" w:after="180"/>
+      </w:pPr>
+      <w:r>
+        <w:rPr>
+          <w:rFonts w:ascii="Times New Roman" w:hAnsi="Times New Roman" w:eastAsia="Times New Roman" w:cs="Times New Roman"/>
+        </w:rPr>
+        <w:t xml:space="preserve">D. a </w:t>
       </w:r>
       <w:r>
         <w:rPr>
@@ -8820,7 +8861,7 @@
         </w:rPr>
         <w:drawing>
           <wp:inline>
-            <wp:extent cx="2908300" cy="3924300"/>
+            <wp:extent cx="2908300" cy="3838956"/>
             <wp:effectExtent b="0" l="0" r="0" t="0"/>
             <wp:docPr descr="" title="" id="42" name="Picture"/>
             <a:graphic>
@@ -8841,7 +8882,7 @@
                   <pic:spPr bwMode="auto">
                     <a:xfrm>
                       <a:off x="0" y="0"/>
-                      <a:ext cx="2908300" cy="3924300"/>
+                      <a:ext cx="2908300" cy="3838956"/>
                     </a:xfrm>
                     <a:prstGeom prst="rect">
                       <a:avLst/>
@@ -12674,7 +12715,7 @@
         </w:rPr>
         <w:drawing>
           <wp:inline>
-            <wp:extent cx="2616200" cy="2832100"/>
+            <wp:extent cx="2616200" cy="2823424"/>
             <wp:effectExtent b="0" l="0" r="0" t="0"/>
             <wp:docPr descr="" title="" id="54" name="Picture"/>
             <a:graphic>
@@ -12695,7 +12736,7 @@
                   <pic:spPr bwMode="auto">
                     <a:xfrm>
                       <a:off x="0" y="0"/>
-                      <a:ext cx="2616200" cy="2832100"/>
+                      <a:ext cx="2616200" cy="2823424"/>
                     </a:xfrm>
                     <a:prstGeom prst="rect">
                       <a:avLst/>
@@ -12738,7 +12779,7 @@
         </w:rPr>
         <w:drawing>
           <wp:inline>
-            <wp:extent cx="2654300" cy="2768600"/>
+            <wp:extent cx="2651617" cy="2768600"/>
             <wp:effectExtent b="0" l="0" r="0" t="0"/>
             <wp:docPr descr="" title="" id="57" name="Picture"/>
             <a:graphic>
@@ -12759,7 +12800,7 @@
                   <pic:spPr bwMode="auto">
                     <a:xfrm>
                       <a:off x="0" y="0"/>
-                      <a:ext cx="2654300" cy="2768600"/>
+                      <a:ext cx="2651617" cy="2768600"/>
                     </a:xfrm>
                     <a:prstGeom prst="rect">
                       <a:avLst/>
@@ -12802,7 +12843,7 @@
         </w:rPr>
         <w:drawing>
           <wp:inline>
-            <wp:extent cx="2628900" cy="2806700"/>
+            <wp:extent cx="2565400" cy="2806700"/>
             <wp:effectExtent b="0" l="0" r="0" t="0"/>
             <wp:docPr descr="" title="" id="60" name="Picture"/>
             <a:graphic>
@@ -12823,7 +12864,7 @@
                   <pic:spPr bwMode="auto">
                     <a:xfrm>
                       <a:off x="0" y="0"/>
-                      <a:ext cx="2628900" cy="2806700"/>
+                      <a:ext cx="2565400" cy="2806700"/>
                     </a:xfrm>
                     <a:prstGeom prst="rect">
                       <a:avLst/>
@@ -12866,7 +12907,7 @@
         </w:rPr>
         <w:drawing>
           <wp:inline>
-            <wp:extent cx="2628900" cy="2768600"/>
+            <wp:extent cx="2625621" cy="2768600"/>
             <wp:effectExtent b="0" l="0" r="0" t="0"/>
             <wp:docPr descr="" title="" id="63" name="Picture"/>
             <a:graphic>
@@ -12887,7 +12928,7 @@
                   <pic:spPr bwMode="auto">
                     <a:xfrm>
                       <a:off x="0" y="0"/>
-                      <a:ext cx="2628900" cy="2768600"/>
+                      <a:ext cx="2625621" cy="2768600"/>
                     </a:xfrm>
                     <a:prstGeom prst="rect">
                       <a:avLst/>
@@ -15647,7 +15688,7 @@
         </w:rPr>
         <w:drawing>
           <wp:inline>
-            <wp:extent cx="3240000" cy="2967032"/>
+            <wp:extent cx="3240000" cy="2961940"/>
             <wp:effectExtent b="0" l="0" r="0" t="0"/>
             <wp:docPr descr="" title="" id="73" name="Picture"/>
             <a:graphic>
@@ -15668,7 +15709,7 @@
                   <pic:spPr bwMode="auto">
                     <a:xfrm>
                       <a:off x="0" y="0"/>
-                      <a:ext cx="3240000" cy="2967032"/>
+                      <a:ext cx="3240000" cy="2961940"/>
                     </a:xfrm>
                     <a:prstGeom prst="rect">
                       <a:avLst/>
@@ -16265,6 +16306,8 @@
     <w:p>
       <w:pPr>
         <w:pStyle w:val="FirstParagraph"/>
+        <w:ind w:left="480" w:hanging="480"/>
+        <w:spacing w:after="0"/>
       </w:pPr>
       <w:r>
         <w:rPr>
@@ -16327,7 +16370,20 @@
         <w:rPr>
           <w:rFonts w:ascii="Times New Roman" w:hAnsi="Times New Roman" w:eastAsia="Times New Roman" w:cs="Times New Roman"/>
         </w:rPr>
-        <w:t xml:space="preserve">　B.</w:t>
+        <w:t xml:space="preserve">　</w:t>
+      </w:r>
+    </w:p>
+    <w:p>
+      <w:pPr>
+        <w:pStyle w:val="FirstParagraph"/>
+        <w:ind w:left="480" w:hanging="480"/>
+        <w:spacing w:before="0" w:after="0"/>
+      </w:pPr>
+      <w:r>
+        <w:rPr>
+          <w:rFonts w:ascii="Times New Roman" w:hAnsi="Times New Roman" w:eastAsia="Times New Roman" w:cs="Times New Roman"/>
+        </w:rPr>
+        <w:t xml:space="preserve">B.</w:t>
       </w:r>
       <w:r>
         <w:rPr>
@@ -16384,7 +16440,20 @@
         <w:rPr>
           <w:rFonts w:ascii="Times New Roman" w:hAnsi="Times New Roman" w:eastAsia="Times New Roman" w:cs="Times New Roman"/>
         </w:rPr>
-        <w:t xml:space="preserve">　C.</w:t>
+        <w:t xml:space="preserve">　</w:t>
+      </w:r>
+    </w:p>
+    <w:p>
+      <w:pPr>
+        <w:pStyle w:val="FirstParagraph"/>
+        <w:ind w:left="480" w:hanging="480"/>
+        <w:spacing w:before="0" w:after="0"/>
+      </w:pPr>
+      <w:r>
+        <w:rPr>
+          <w:rFonts w:ascii="Times New Roman" w:hAnsi="Times New Roman" w:eastAsia="Times New Roman" w:cs="Times New Roman"/>
+        </w:rPr>
+        <w:t xml:space="preserve">C.</w:t>
       </w:r>
       <w:r>
         <w:rPr>
@@ -16441,7 +16510,20 @@
         <w:rPr>
           <w:rFonts w:ascii="Times New Roman" w:hAnsi="Times New Roman" w:eastAsia="Times New Roman" w:cs="Times New Roman"/>
         </w:rPr>
-        <w:t xml:space="preserve">　D.</w:t>
+        <w:t xml:space="preserve">　</w:t>
+      </w:r>
+    </w:p>
+    <w:p>
+      <w:pPr>
+        <w:pStyle w:val="FirstParagraph"/>
+        <w:ind w:left="480" w:hanging="480"/>
+        <w:spacing w:before="0" w:after="180"/>
+      </w:pPr>
+      <w:r>
+        <w:rPr>
+          <w:rFonts w:ascii="Times New Roman" w:hAnsi="Times New Roman" w:eastAsia="Times New Roman" w:cs="Times New Roman"/>
+        </w:rPr>
+        <w:t xml:space="preserve">D.</w:t>
       </w:r>
       <w:r>
         <w:rPr>
@@ -17055,7 +17137,7 @@
         </w:rPr>
         <w:drawing>
           <wp:inline>
-            <wp:extent cx="3149600" cy="1104900"/>
+            <wp:extent cx="3149600" cy="1041400"/>
             <wp:effectExtent b="0" l="0" r="0" t="0"/>
             <wp:docPr descr="" title="" id="82" name="Picture"/>
             <a:graphic>
@@ -17076,7 +17158,7 @@
                   <pic:spPr bwMode="auto">
                     <a:xfrm>
                       <a:off x="0" y="0"/>
-                      <a:ext cx="3149600" cy="1104900"/>
+                      <a:ext cx="3149600" cy="1041400"/>
                     </a:xfrm>
                     <a:prstGeom prst="rect">
                       <a:avLst/>
@@ -17098,6 +17180,8 @@
     <w:p>
       <w:pPr>
         <w:pStyle w:val="BodyText"/>
+        <w:ind w:left="480" w:hanging="480"/>
+        <w:spacing w:after="0"/>
       </w:pPr>
       <w:r>
         <w:rPr>
@@ -17161,7 +17245,20 @@
         <w:rPr>
           <w:rFonts w:ascii="Times New Roman" w:hAnsi="Times New Roman" w:eastAsia="Times New Roman" w:cs="Times New Roman"/>
         </w:rPr>
-        <w:t xml:space="preserve">　B.</w:t>
+        <w:t xml:space="preserve">　</w:t>
+      </w:r>
+    </w:p>
+    <w:p>
+      <w:pPr>
+        <w:pStyle w:val="BodyText"/>
+        <w:ind w:left="480" w:hanging="480"/>
+        <w:spacing w:before="0" w:after="0"/>
+      </w:pPr>
+      <w:r>
+        <w:rPr>
+          <w:rFonts w:ascii="Times New Roman" w:hAnsi="Times New Roman" w:eastAsia="Times New Roman" w:cs="Times New Roman"/>
+        </w:rPr>
+        <w:t xml:space="preserve">B.</w:t>
       </w:r>
       <w:r>
         <w:rPr>
@@ -17216,7 +17313,20 @@
         <w:rPr>
           <w:rFonts w:ascii="Times New Roman" w:hAnsi="Times New Roman" w:eastAsia="Times New Roman" w:cs="Times New Roman"/>
         </w:rPr>
-        <w:t xml:space="preserve">　C.</w:t>
+        <w:t xml:space="preserve">　</w:t>
+      </w:r>
+    </w:p>
+    <w:p>
+      <w:pPr>
+        <w:pStyle w:val="BodyText"/>
+        <w:ind w:left="480" w:hanging="480"/>
+        <w:spacing w:before="0" w:after="0"/>
+      </w:pPr>
+      <w:r>
+        <w:rPr>
+          <w:rFonts w:ascii="Times New Roman" w:hAnsi="Times New Roman" w:eastAsia="Times New Roman" w:cs="Times New Roman"/>
+        </w:rPr>
+        <w:t xml:space="preserve">C.</w:t>
       </w:r>
       <w:r>
         <w:rPr>
@@ -17271,7 +17381,20 @@
         <w:rPr>
           <w:rFonts w:ascii="Times New Roman" w:hAnsi="Times New Roman" w:eastAsia="Times New Roman" w:cs="Times New Roman"/>
         </w:rPr>
-        <w:t xml:space="preserve">　D.</w:t>
+        <w:t xml:space="preserve">　</w:t>
+      </w:r>
+    </w:p>
+    <w:p>
+      <w:pPr>
+        <w:pStyle w:val="BodyText"/>
+        <w:ind w:left="480" w:hanging="480"/>
+        <w:spacing w:before="0" w:after="180"/>
+      </w:pPr>
+      <w:r>
+        <w:rPr>
+          <w:rFonts w:ascii="Times New Roman" w:hAnsi="Times New Roman" w:eastAsia="Times New Roman" w:cs="Times New Roman"/>
+        </w:rPr>
+        <w:t xml:space="preserve">D.</w:t>
       </w:r>
       <w:r>
         <w:rPr>
@@ -19610,6 +19733,8 @@
     <w:p>
       <w:pPr>
         <w:pStyle w:val="FirstParagraph"/>
+        <w:ind w:left="480" w:hanging="480"/>
+        <w:spacing w:after="0"/>
       </w:pPr>
       <w:r>
         <w:rPr>
@@ -19766,6 +19891,13 @@
         </w:rPr>
         <w:t xml:space="preserve"> </w:t>
       </w:r>
+    </w:p>
+    <w:p>
+      <w:pPr>
+        <w:pStyle w:val="FirstParagraph"/>
+        <w:ind w:left="480" w:hanging="480"/>
+        <w:spacing w:before="0" w:after="0"/>
+      </w:pPr>
       <w:r>
         <w:rPr>
           <w:rFonts w:ascii="Times New Roman" w:hAnsi="Times New Roman" w:eastAsia="Times New Roman" w:cs="Times New Roman"/>
@@ -19782,7 +19914,20 @@
         <w:rPr>
           <w:rFonts w:ascii="Times New Roman" w:hAnsi="Times New Roman" w:eastAsia="Times New Roman" w:cs="Times New Roman"/>
         </w:rPr>
-        <w:t xml:space="preserve"> B. </w:t>
+        <w:t xml:space="preserve"> </w:t>
+      </w:r>
+    </w:p>
+    <w:p>
+      <w:pPr>
+        <w:pStyle w:val="FirstParagraph"/>
+        <w:ind w:left="480" w:hanging="480"/>
+        <w:spacing w:before="0" w:after="0"/>
+      </w:pPr>
+      <w:r>
+        <w:rPr>
+          <w:rFonts w:ascii="Times New Roman" w:hAnsi="Times New Roman" w:eastAsia="Times New Roman" w:cs="Times New Roman"/>
+        </w:rPr>
+        <w:t xml:space="preserve">B. </w:t>
       </w:r>
       <w:r>
         <w:rPr>
@@ -19794,7 +19939,20 @@
         <w:rPr>
           <w:rFonts w:ascii="Times New Roman" w:hAnsi="Times New Roman" w:eastAsia="Times New Roman" w:cs="Times New Roman"/>
         </w:rPr>
-        <w:t xml:space="preserve"> C. </w:t>
+        <w:t xml:space="preserve"> </w:t>
+      </w:r>
+    </w:p>
+    <w:p>
+      <w:pPr>
+        <w:pStyle w:val="FirstParagraph"/>
+        <w:ind w:left="480" w:hanging="480"/>
+        <w:spacing w:before="0" w:after="0"/>
+      </w:pPr>
+      <w:r>
+        <w:rPr>
+          <w:rFonts w:ascii="Times New Roman" w:hAnsi="Times New Roman" w:eastAsia="Times New Roman" w:cs="Times New Roman"/>
+        </w:rPr>
+        <w:t xml:space="preserve">C. </w:t>
       </w:r>
       <w:r>
         <w:rPr>
@@ -19806,7 +19964,20 @@
         <w:rPr>
           <w:rFonts w:ascii="Times New Roman" w:hAnsi="Times New Roman" w:eastAsia="Times New Roman" w:cs="Times New Roman"/>
         </w:rPr>
-        <w:t xml:space="preserve"> D. </w:t>
+        <w:t xml:space="preserve"> </w:t>
+      </w:r>
+    </w:p>
+    <w:p>
+      <w:pPr>
+        <w:pStyle w:val="FirstParagraph"/>
+        <w:ind w:left="480" w:hanging="480"/>
+        <w:spacing w:before="0" w:after="180"/>
+      </w:pPr>
+      <w:r>
+        <w:rPr>
+          <w:rFonts w:ascii="Times New Roman" w:hAnsi="Times New Roman" w:eastAsia="Times New Roman" w:cs="Times New Roman"/>
+        </w:rPr>
+        <w:t xml:space="preserve">D. </w:t>
       </w:r>
       <w:r>
         <w:rPr>

--- a/00-首页/题组Word/专项卷/一分册/专项卷VI-教师版.docx
+++ b/00-首页/题组Word/专项卷/一分册/专项卷VI-教师版.docx
@@ -307,6 +307,7 @@
     <w:p>
       <w:pPr>
         <w:pStyle w:val="FirstParagraph"/>
+        <w:spacing w:before="0" w:after="0"/>
       </w:pPr>
       <w:r>
         <w:rPr>
@@ -324,6 +325,7 @@
     <w:p>
       <w:pPr>
         <w:pStyle w:val="BodyText"/>
+        <w:spacing w:before="0" w:after="0"/>
       </w:pPr>
       <w:r>
         <w:rPr>
@@ -341,6 +343,7 @@
     <w:p>
       <w:pPr>
         <w:pStyle w:val="BodyText"/>
+        <w:spacing w:before="0" w:after="0"/>
       </w:pPr>
       <w:r>
         <w:rPr>
@@ -383,6 +386,7 @@
     <w:p>
       <w:pPr>
         <w:pStyle w:val="BodyText"/>
+        <w:spacing w:before="0" w:after="0"/>
       </w:pPr>
       <w:r>
         <w:rPr>
@@ -800,6 +804,14 @@
       <w:tblPr>
         <w:tblStyle w:val="Table"/>
         <w:tblW w:type="auto" w:w="0"/>
+        <w:tblBorders>
+          <w:top w:val="single" w:sz="12" w:space="0" w:color="000000"/>
+          <w:left w:val="none" w:sz="0" w:space="0" w:color="auto"/>
+          <w:bottom w:val="single" w:sz="12" w:space="0" w:color="000000"/>
+          <w:right w:val="none" w:sz="0" w:space="0" w:color="auto"/>
+          <w:insideH w:val="none" w:sz="0" w:space="0" w:color="auto"/>
+          <w:insideV w:val="none" w:sz="0" w:space="0" w:color="auto"/>
+        </w:tblBorders>
         <w:tblLook w:firstRow="1" w:lastRow="0" w:firstColumn="0" w:lastColumn="0" w:noHBand="0" w:noVBand="0" w:val="0020"/>
       </w:tblPr>
       <w:tblGrid>
@@ -811,7 +823,11 @@
           <w:tblHeader w:val="on"/>
         </w:trPr>
         <w:tc>
-          <w:tcPr/>
+          <w:tcPr>
+            <w:tcBorders>
+              <w:bottom w:val="single" w:sz="8" w:space="0" w:color="000000"/>
+            </w:tcBorders>
+          </w:tcPr>
           <w:p>
             <w:pPr>
               <w:pStyle w:val="Compact"/>
@@ -827,7 +843,11 @@
           </w:p>
         </w:tc>
         <w:tc>
-          <w:tcPr/>
+          <w:tcPr>
+            <w:tcBorders>
+              <w:bottom w:val="single" w:sz="8" w:space="0" w:color="000000"/>
+            </w:tcBorders>
+          </w:tcPr>
           <w:p>
             <w:pPr>
               <w:pStyle w:val="Compact"/>
@@ -2316,6 +2336,14 @@
       <w:tblPr>
         <w:tblStyle w:val="Table"/>
         <w:tblW w:type="auto" w:w="0"/>
+        <w:tblBorders>
+          <w:top w:val="single" w:sz="12" w:space="0" w:color="000000"/>
+          <w:left w:val="none" w:sz="0" w:space="0" w:color="auto"/>
+          <w:bottom w:val="single" w:sz="12" w:space="0" w:color="000000"/>
+          <w:right w:val="none" w:sz="0" w:space="0" w:color="auto"/>
+          <w:insideH w:val="none" w:sz="0" w:space="0" w:color="auto"/>
+          <w:insideV w:val="none" w:sz="0" w:space="0" w:color="auto"/>
+        </w:tblBorders>
         <w:tblLook w:firstRow="1" w:lastRow="0" w:firstColumn="0" w:lastColumn="0" w:noHBand="0" w:noVBand="0" w:val="0020"/>
       </w:tblPr>
       <w:tblGrid>
@@ -2327,7 +2355,11 @@
           <w:tblHeader w:val="on"/>
         </w:trPr>
         <w:tc>
-          <w:tcPr/>
+          <w:tcPr>
+            <w:tcBorders>
+              <w:bottom w:val="single" w:sz="8" w:space="0" w:color="000000"/>
+            </w:tcBorders>
+          </w:tcPr>
           <w:p>
             <w:pPr>
               <w:pStyle w:val="Compact"/>
@@ -2343,7 +2375,11 @@
           </w:p>
         </w:tc>
         <w:tc>
-          <w:tcPr/>
+          <w:tcPr>
+            <w:tcBorders>
+              <w:bottom w:val="single" w:sz="8" w:space="0" w:color="000000"/>
+            </w:tcBorders>
+          </w:tcPr>
           <w:p>
             <w:pPr>
               <w:pStyle w:val="Compact"/>
@@ -2708,6 +2744,7 @@
     <w:p>
       <w:pPr>
         <w:pStyle w:val="BodyText"/>
+        <w:spacing w:before="0" w:after="0"/>
       </w:pPr>
       <w:r>
         <w:rPr>
@@ -2936,6 +2973,7 @@
     <w:p>
       <w:pPr>
         <w:pStyle w:val="BodyText"/>
+        <w:spacing w:before="0" w:after="0"/>
       </w:pPr>
       <w:r>
         <w:rPr>
@@ -3164,6 +3202,7 @@
     <w:p>
       <w:pPr>
         <w:pStyle w:val="BodyText"/>
+        <w:spacing w:before="0" w:after="0"/>
       </w:pPr>
       <w:r>
         <w:rPr>
@@ -3392,6 +3431,7 @@
     <w:p>
       <w:pPr>
         <w:pStyle w:val="BodyText"/>
+        <w:spacing w:before="0" w:after="0"/>
       </w:pPr>
       <w:r>
         <w:rPr>
@@ -3662,6 +3702,14 @@
       <w:tblPr>
         <w:tblStyle w:val="Table"/>
         <w:tblW w:type="auto" w:w="0"/>
+        <w:tblBorders>
+          <w:top w:val="single" w:sz="12" w:space="0" w:color="000000"/>
+          <w:left w:val="none" w:sz="0" w:space="0" w:color="auto"/>
+          <w:bottom w:val="single" w:sz="12" w:space="0" w:color="000000"/>
+          <w:right w:val="none" w:sz="0" w:space="0" w:color="auto"/>
+          <w:insideH w:val="none" w:sz="0" w:space="0" w:color="auto"/>
+          <w:insideV w:val="none" w:sz="0" w:space="0" w:color="auto"/>
+        </w:tblBorders>
         <w:tblLook w:firstRow="1" w:lastRow="0" w:firstColumn="0" w:lastColumn="0" w:noHBand="0" w:noVBand="0" w:val="0020"/>
       </w:tblPr>
       <w:tblGrid>
@@ -3673,7 +3721,11 @@
           <w:tblHeader w:val="on"/>
         </w:trPr>
         <w:tc>
-          <w:tcPr/>
+          <w:tcPr>
+            <w:tcBorders>
+              <w:bottom w:val="single" w:sz="8" w:space="0" w:color="000000"/>
+            </w:tcBorders>
+          </w:tcPr>
           <w:p>
             <w:pPr>
               <w:pStyle w:val="Compact"/>
@@ -3689,7 +3741,11 @@
           </w:p>
         </w:tc>
         <w:tc>
-          <w:tcPr/>
+          <w:tcPr>
+            <w:tcBorders>
+              <w:bottom w:val="single" w:sz="8" w:space="0" w:color="000000"/>
+            </w:tcBorders>
+          </w:tcPr>
           <w:p>
             <w:pPr>
               <w:pStyle w:val="Compact"/>
@@ -4128,6 +4184,14 @@
       <w:tblPr>
         <w:tblStyle w:val="Table"/>
         <w:tblW w:type="auto" w:w="0"/>
+        <w:tblBorders>
+          <w:top w:val="single" w:sz="12" w:space="0" w:color="000000"/>
+          <w:left w:val="none" w:sz="0" w:space="0" w:color="auto"/>
+          <w:bottom w:val="single" w:sz="12" w:space="0" w:color="000000"/>
+          <w:right w:val="none" w:sz="0" w:space="0" w:color="auto"/>
+          <w:insideH w:val="none" w:sz="0" w:space="0" w:color="auto"/>
+          <w:insideV w:val="none" w:sz="0" w:space="0" w:color="auto"/>
+        </w:tblBorders>
         <w:tblLook w:firstRow="1" w:lastRow="0" w:firstColumn="0" w:lastColumn="0" w:noHBand="0" w:noVBand="0" w:val="0020"/>
       </w:tblPr>
       <w:tblGrid>
@@ -4139,7 +4203,11 @@
           <w:tblHeader w:val="on"/>
         </w:trPr>
         <w:tc>
-          <w:tcPr/>
+          <w:tcPr>
+            <w:tcBorders>
+              <w:bottom w:val="single" w:sz="8" w:space="0" w:color="000000"/>
+            </w:tcBorders>
+          </w:tcPr>
           <w:p>
             <w:pPr>
               <w:pStyle w:val="Compact"/>
@@ -4155,7 +4223,11 @@
           </w:p>
         </w:tc>
         <w:tc>
-          <w:tcPr/>
+          <w:tcPr>
+            <w:tcBorders>
+              <w:bottom w:val="single" w:sz="8" w:space="0" w:color="000000"/>
+            </w:tcBorders>
+          </w:tcPr>
           <w:p>
             <w:pPr>
               <w:pStyle w:val="Compact"/>
@@ -4978,6 +5050,14 @@
       <w:tblPr>
         <w:tblStyle w:val="Table"/>
         <w:tblW w:type="auto" w:w="0"/>
+        <w:tblBorders>
+          <w:top w:val="single" w:sz="12" w:space="0" w:color="000000"/>
+          <w:left w:val="none" w:sz="0" w:space="0" w:color="auto"/>
+          <w:bottom w:val="single" w:sz="12" w:space="0" w:color="000000"/>
+          <w:right w:val="none" w:sz="0" w:space="0" w:color="auto"/>
+          <w:insideH w:val="none" w:sz="0" w:space="0" w:color="auto"/>
+          <w:insideV w:val="none" w:sz="0" w:space="0" w:color="auto"/>
+        </w:tblBorders>
         <w:tblLook w:firstRow="1" w:lastRow="0" w:firstColumn="0" w:lastColumn="0" w:noHBand="0" w:noVBand="0" w:val="0020"/>
       </w:tblPr>
       <w:tblGrid>
@@ -4989,7 +5069,11 @@
           <w:tblHeader w:val="on"/>
         </w:trPr>
         <w:tc>
-          <w:tcPr/>
+          <w:tcPr>
+            <w:tcBorders>
+              <w:bottom w:val="single" w:sz="8" w:space="0" w:color="000000"/>
+            </w:tcBorders>
+          </w:tcPr>
           <w:p>
             <w:pPr>
               <w:pStyle w:val="Compact"/>
@@ -5005,7 +5089,11 @@
           </w:p>
         </w:tc>
         <w:tc>
-          <w:tcPr/>
+          <w:tcPr>
+            <w:tcBorders>
+              <w:bottom w:val="single" w:sz="8" w:space="0" w:color="000000"/>
+            </w:tcBorders>
+          </w:tcPr>
           <w:p>
             <w:pPr>
               <w:pStyle w:val="Compact"/>
@@ -6005,8 +6093,8 @@
     <w:p>
       <w:pPr>
         <w:pStyle w:val="FirstParagraph"/>
+        <w:spacing w:before="0" w:after="0"/>
         <w:ind w:left="480" w:hanging="480"/>
-        <w:spacing w:after="0"/>
       </w:pPr>
       <w:r>
         <w:rPr>
@@ -6042,14 +6130,51 @@
     <w:p>
       <w:pPr>
         <w:pStyle w:val="FirstParagraph"/>
+        <w:spacing w:before="0" w:after="0"/>
         <w:ind w:left="480" w:hanging="480"/>
+      </w:pPr>
+      <w:r>
+        <w:rPr>
+          <w:rFonts w:ascii="Times New Roman" w:hAnsi="Times New Roman" w:eastAsia="Times New Roman" w:cs="Times New Roman"/>
+        </w:rPr>
+        <w:t xml:space="preserve">B. a </w:t>
+      </w:r>
+      <w:r>
+        <w:rPr>
+          <w:rFonts w:hint="eastAsia" w:ascii="Times New Roman" w:hAnsi="Times New Roman" w:eastAsia="FangSong" w:cs="Times New Roman"/>
+        </w:rPr>
+        <w:t xml:space="preserve">与</w:t>
+      </w:r>
+      <w:r>
+        <w:rPr>
+          <w:rFonts w:ascii="Times New Roman" w:hAnsi="Times New Roman" w:eastAsia="Times New Roman" w:cs="Times New Roman"/>
+        </w:rPr>
+        <w:t xml:space="preserve"> b </w:t>
+      </w:r>
+      <w:r>
+        <w:rPr>
+          <w:rFonts w:hint="eastAsia" w:ascii="Times New Roman" w:hAnsi="Times New Roman" w:eastAsia="FangSong" w:cs="Times New Roman"/>
+        </w:rPr>
+        <w:t xml:space="preserve">之间</w:t>
+      </w:r>
+      <w:r>
+        <w:rPr>
+          <w:rFonts w:ascii="Times New Roman" w:hAnsi="Times New Roman" w:eastAsia="Times New Roman" w:cs="Times New Roman"/>
+        </w:rPr>
+        <w:t xml:space="preserve">　</w:t>
+      </w:r>
+    </w:p>
+    <w:p>
+      <w:pPr>
+        <w:pStyle w:val="FirstParagraph"/>
         <w:spacing w:before="0" w:after="0"/>
-      </w:pPr>
-      <w:r>
-        <w:rPr>
-          <w:rFonts w:ascii="Times New Roman" w:hAnsi="Times New Roman" w:eastAsia="Times New Roman" w:cs="Times New Roman"/>
-        </w:rPr>
-        <w:t xml:space="preserve">B. a </w:t>
+        <w:ind w:left="480" w:hanging="480"/>
+      </w:pPr>
+      <w:r>
+        <w:rPr>
+          <w:rFonts w:ascii="Times New Roman" w:hAnsi="Times New Roman" w:eastAsia="Times New Roman" w:cs="Times New Roman"/>
+        </w:rPr>
+        <w:t xml:space="preserve">C. b </w:t>
       </w:r>
       <w:r>
         <w:rPr>
@@ -6061,7 +6186,7 @@
         <w:rPr>
           <w:rFonts w:ascii="Times New Roman" w:hAnsi="Times New Roman" w:eastAsia="Times New Roman" w:cs="Times New Roman"/>
         </w:rPr>
-        <w:t xml:space="preserve"> b </w:t>
+        <w:t xml:space="preserve"> c </w:t>
       </w:r>
       <w:r>
         <w:rPr>
@@ -6079,45 +6204,8 @@
     <w:p>
       <w:pPr>
         <w:pStyle w:val="FirstParagraph"/>
+        <w:spacing w:before="0" w:after="0"/>
         <w:ind w:left="480" w:hanging="480"/>
-        <w:spacing w:before="0" w:after="0"/>
-      </w:pPr>
-      <w:r>
-        <w:rPr>
-          <w:rFonts w:ascii="Times New Roman" w:hAnsi="Times New Roman" w:eastAsia="Times New Roman" w:cs="Times New Roman"/>
-        </w:rPr>
-        <w:t xml:space="preserve">C. b </w:t>
-      </w:r>
-      <w:r>
-        <w:rPr>
-          <w:rFonts w:hint="eastAsia" w:ascii="Times New Roman" w:hAnsi="Times New Roman" w:eastAsia="FangSong" w:cs="Times New Roman"/>
-        </w:rPr>
-        <w:t xml:space="preserve">与</w:t>
-      </w:r>
-      <w:r>
-        <w:rPr>
-          <w:rFonts w:ascii="Times New Roman" w:hAnsi="Times New Roman" w:eastAsia="Times New Roman" w:cs="Times New Roman"/>
-        </w:rPr>
-        <w:t xml:space="preserve"> c </w:t>
-      </w:r>
-      <w:r>
-        <w:rPr>
-          <w:rFonts w:hint="eastAsia" w:ascii="Times New Roman" w:hAnsi="Times New Roman" w:eastAsia="FangSong" w:cs="Times New Roman"/>
-        </w:rPr>
-        <w:t xml:space="preserve">之间</w:t>
-      </w:r>
-      <w:r>
-        <w:rPr>
-          <w:rFonts w:ascii="Times New Roman" w:hAnsi="Times New Roman" w:eastAsia="Times New Roman" w:cs="Times New Roman"/>
-        </w:rPr>
-        <w:t xml:space="preserve">　</w:t>
-      </w:r>
-    </w:p>
-    <w:p>
-      <w:pPr>
-        <w:pStyle w:val="FirstParagraph"/>
-        <w:ind w:left="480" w:hanging="480"/>
-        <w:spacing w:before="0" w:after="180"/>
       </w:pPr>
       <w:r>
         <w:rPr>
@@ -6168,6 +6256,7 @@
     <w:p>
       <w:pPr>
         <w:pStyle w:val="FirstParagraph"/>
+        <w:spacing w:before="0" w:after="0"/>
       </w:pPr>
       <w:r>
         <w:rPr>
@@ -6396,6 +6485,7 @@
     <w:p>
       <w:pPr>
         <w:pStyle w:val="BodyText"/>
+        <w:spacing w:before="0" w:after="0"/>
       </w:pPr>
       <w:r>
         <w:rPr>
@@ -6624,6 +6714,7 @@
     <w:p>
       <w:pPr>
         <w:pStyle w:val="BodyText"/>
+        <w:spacing w:before="0" w:after="0"/>
       </w:pPr>
       <w:r>
         <w:rPr>
@@ -6852,6 +6943,7 @@
     <w:p>
       <w:pPr>
         <w:pStyle w:val="BodyText"/>
+        <w:spacing w:before="0" w:after="0"/>
       </w:pPr>
       <w:r>
         <w:rPr>
@@ -7488,6 +7580,14 @@
       <w:tblPr>
         <w:tblStyle w:val="Table"/>
         <w:tblW w:type="auto" w:w="0"/>
+        <w:tblBorders>
+          <w:top w:val="single" w:sz="12" w:space="0" w:color="000000"/>
+          <w:left w:val="none" w:sz="0" w:space="0" w:color="auto"/>
+          <w:bottom w:val="single" w:sz="12" w:space="0" w:color="000000"/>
+          <w:right w:val="none" w:sz="0" w:space="0" w:color="auto"/>
+          <w:insideH w:val="none" w:sz="0" w:space="0" w:color="auto"/>
+          <w:insideV w:val="none" w:sz="0" w:space="0" w:color="auto"/>
+        </w:tblBorders>
         <w:tblLook w:firstRow="1" w:lastRow="0" w:firstColumn="0" w:lastColumn="0" w:noHBand="0" w:noVBand="0" w:val="0020"/>
       </w:tblPr>
       <w:tblGrid>
@@ -7499,7 +7599,11 @@
           <w:tblHeader w:val="on"/>
         </w:trPr>
         <w:tc>
-          <w:tcPr/>
+          <w:tcPr>
+            <w:tcBorders>
+              <w:bottom w:val="single" w:sz="8" w:space="0" w:color="000000"/>
+            </w:tcBorders>
+          </w:tcPr>
           <w:p>
             <w:pPr>
               <w:pStyle w:val="Compact"/>
@@ -7515,7 +7619,11 @@
           </w:p>
         </w:tc>
         <w:tc>
-          <w:tcPr/>
+          <w:tcPr>
+            <w:tcBorders>
+              <w:bottom w:val="single" w:sz="8" w:space="0" w:color="000000"/>
+            </w:tcBorders>
+          </w:tcPr>
           <w:p>
             <w:pPr>
               <w:pStyle w:val="Compact"/>
@@ -8477,6 +8585,14 @@
       <w:tblPr>
         <w:tblStyle w:val="Table"/>
         <w:tblW w:type="auto" w:w="0"/>
+        <w:tblBorders>
+          <w:top w:val="single" w:sz="12" w:space="0" w:color="000000"/>
+          <w:left w:val="none" w:sz="0" w:space="0" w:color="auto"/>
+          <w:bottom w:val="single" w:sz="12" w:space="0" w:color="000000"/>
+          <w:right w:val="none" w:sz="0" w:space="0" w:color="auto"/>
+          <w:insideH w:val="none" w:sz="0" w:space="0" w:color="auto"/>
+          <w:insideV w:val="none" w:sz="0" w:space="0" w:color="auto"/>
+        </w:tblBorders>
         <w:tblLook w:firstRow="1" w:lastRow="0" w:firstColumn="0" w:lastColumn="0" w:noHBand="0" w:noVBand="0" w:val="0020"/>
       </w:tblPr>
       <w:tblGrid>
@@ -8488,7 +8604,11 @@
           <w:tblHeader w:val="on"/>
         </w:trPr>
         <w:tc>
-          <w:tcPr/>
+          <w:tcPr>
+            <w:tcBorders>
+              <w:bottom w:val="single" w:sz="8" w:space="0" w:color="000000"/>
+            </w:tcBorders>
+          </w:tcPr>
           <w:p>
             <w:pPr>
               <w:pStyle w:val="Compact"/>
@@ -8504,7 +8624,11 @@
           </w:p>
         </w:tc>
         <w:tc>
-          <w:tcPr/>
+          <w:tcPr>
+            <w:tcBorders>
+              <w:bottom w:val="single" w:sz="8" w:space="0" w:color="000000"/>
+            </w:tcBorders>
+          </w:tcPr>
           <w:p>
             <w:pPr>
               <w:pStyle w:val="Compact"/>
@@ -8998,6 +9122,14 @@
       <w:tblPr>
         <w:tblStyle w:val="Table"/>
         <w:tblW w:type="auto" w:w="0"/>
+        <w:tblBorders>
+          <w:top w:val="single" w:sz="12" w:space="0" w:color="000000"/>
+          <w:left w:val="none" w:sz="0" w:space="0" w:color="auto"/>
+          <w:bottom w:val="single" w:sz="12" w:space="0" w:color="000000"/>
+          <w:right w:val="none" w:sz="0" w:space="0" w:color="auto"/>
+          <w:insideH w:val="none" w:sz="0" w:space="0" w:color="auto"/>
+          <w:insideV w:val="none" w:sz="0" w:space="0" w:color="auto"/>
+        </w:tblBorders>
         <w:tblLook w:firstRow="1" w:lastRow="0" w:firstColumn="0" w:lastColumn="0" w:noHBand="0" w:noVBand="0" w:val="0020"/>
       </w:tblPr>
       <w:tblGrid>
@@ -9009,7 +9141,11 @@
           <w:tblHeader w:val="on"/>
         </w:trPr>
         <w:tc>
-          <w:tcPr/>
+          <w:tcPr>
+            <w:tcBorders>
+              <w:bottom w:val="single" w:sz="8" w:space="0" w:color="000000"/>
+            </w:tcBorders>
+          </w:tcPr>
           <w:p>
             <w:pPr>
               <w:pStyle w:val="Compact"/>
@@ -9025,7 +9161,11 @@
           </w:p>
         </w:tc>
         <w:tc>
-          <w:tcPr/>
+          <w:tcPr>
+            <w:tcBorders>
+              <w:bottom w:val="single" w:sz="8" w:space="0" w:color="000000"/>
+            </w:tcBorders>
+          </w:tcPr>
           <w:p>
             <w:pPr>
               <w:pStyle w:val="Compact"/>
@@ -9359,6 +9499,14 @@
       <w:tblPr>
         <w:tblStyle w:val="Table"/>
         <w:tblW w:type="auto" w:w="0"/>
+        <w:tblBorders>
+          <w:top w:val="single" w:sz="12" w:space="0" w:color="000000"/>
+          <w:left w:val="none" w:sz="0" w:space="0" w:color="auto"/>
+          <w:bottom w:val="single" w:sz="12" w:space="0" w:color="000000"/>
+          <w:right w:val="none" w:sz="0" w:space="0" w:color="auto"/>
+          <w:insideH w:val="none" w:sz="0" w:space="0" w:color="auto"/>
+          <w:insideV w:val="none" w:sz="0" w:space="0" w:color="auto"/>
+        </w:tblBorders>
         <w:tblLook w:firstRow="1" w:lastRow="0" w:firstColumn="0" w:lastColumn="0" w:noHBand="0" w:noVBand="0" w:val="0020"/>
       </w:tblPr>
       <w:tblGrid>
@@ -9375,7 +9523,11 @@
           <w:tblHeader w:val="on"/>
         </w:trPr>
         <w:tc>
-          <w:tcPr/>
+          <w:tcPr>
+            <w:tcBorders>
+              <w:bottom w:val="single" w:sz="8" w:space="0" w:color="000000"/>
+            </w:tcBorders>
+          </w:tcPr>
           <w:p>
             <w:pPr>
               <w:pStyle w:val="Compact"/>
@@ -9391,7 +9543,11 @@
           </w:p>
         </w:tc>
         <w:tc>
-          <w:tcPr/>
+          <w:tcPr>
+            <w:tcBorders>
+              <w:bottom w:val="single" w:sz="8" w:space="0" w:color="000000"/>
+            </w:tcBorders>
+          </w:tcPr>
           <w:p>
             <w:pPr>
               <w:pStyle w:val="Compact"/>
@@ -9400,7 +9556,11 @@
           </w:p>
         </w:tc>
         <w:tc>
-          <w:tcPr/>
+          <w:tcPr>
+            <w:tcBorders>
+              <w:bottom w:val="single" w:sz="8" w:space="0" w:color="000000"/>
+            </w:tcBorders>
+          </w:tcPr>
           <w:p>
             <w:pPr>
               <w:pStyle w:val="Compact"/>
@@ -9409,7 +9569,11 @@
           </w:p>
         </w:tc>
         <w:tc>
-          <w:tcPr/>
+          <w:tcPr>
+            <w:tcBorders>
+              <w:bottom w:val="single" w:sz="8" w:space="0" w:color="000000"/>
+            </w:tcBorders>
+          </w:tcPr>
           <w:p>
             <w:pPr>
               <w:pStyle w:val="Compact"/>
@@ -9418,7 +9582,11 @@
           </w:p>
         </w:tc>
         <w:tc>
-          <w:tcPr/>
+          <w:tcPr>
+            <w:tcBorders>
+              <w:bottom w:val="single" w:sz="8" w:space="0" w:color="000000"/>
+            </w:tcBorders>
+          </w:tcPr>
           <w:p>
             <w:pPr>
               <w:pStyle w:val="Compact"/>
@@ -9427,7 +9595,11 @@
           </w:p>
         </w:tc>
         <w:tc>
-          <w:tcPr/>
+          <w:tcPr>
+            <w:tcBorders>
+              <w:bottom w:val="single" w:sz="8" w:space="0" w:color="000000"/>
+            </w:tcBorders>
+          </w:tcPr>
           <w:p>
             <w:pPr>
               <w:pStyle w:val="Compact"/>
@@ -9436,7 +9608,11 @@
           </w:p>
         </w:tc>
         <w:tc>
-          <w:tcPr/>
+          <w:tcPr>
+            <w:tcBorders>
+              <w:bottom w:val="single" w:sz="8" w:space="0" w:color="000000"/>
+            </w:tcBorders>
+          </w:tcPr>
           <w:p>
             <w:pPr>
               <w:pStyle w:val="Compact"/>
@@ -10519,6 +10695,14 @@
       <w:tblPr>
         <w:tblStyle w:val="Table"/>
         <w:tblW w:type="auto" w:w="0"/>
+        <w:tblBorders>
+          <w:top w:val="single" w:sz="12" w:space="0" w:color="000000"/>
+          <w:left w:val="none" w:sz="0" w:space="0" w:color="auto"/>
+          <w:bottom w:val="single" w:sz="12" w:space="0" w:color="000000"/>
+          <w:right w:val="none" w:sz="0" w:space="0" w:color="auto"/>
+          <w:insideH w:val="none" w:sz="0" w:space="0" w:color="auto"/>
+          <w:insideV w:val="none" w:sz="0" w:space="0" w:color="auto"/>
+        </w:tblBorders>
         <w:tblLook w:firstRow="1" w:lastRow="0" w:firstColumn="0" w:lastColumn="0" w:noHBand="0" w:noVBand="0" w:val="0020"/>
       </w:tblPr>
       <w:tblGrid>
@@ -10530,7 +10714,11 @@
           <w:tblHeader w:val="on"/>
         </w:trPr>
         <w:tc>
-          <w:tcPr/>
+          <w:tcPr>
+            <w:tcBorders>
+              <w:bottom w:val="single" w:sz="8" w:space="0" w:color="000000"/>
+            </w:tcBorders>
+          </w:tcPr>
           <w:p>
             <w:pPr>
               <w:pStyle w:val="Compact"/>
@@ -10546,7 +10734,11 @@
           </w:p>
         </w:tc>
         <w:tc>
-          <w:tcPr/>
+          <w:tcPr>
+            <w:tcBorders>
+              <w:bottom w:val="single" w:sz="8" w:space="0" w:color="000000"/>
+            </w:tcBorders>
+          </w:tcPr>
           <w:p>
             <w:pPr>
               <w:pStyle w:val="Compact"/>
@@ -12126,6 +12318,14 @@
       <w:tblPr>
         <w:tblStyle w:val="Table"/>
         <w:tblW w:type="auto" w:w="0"/>
+        <w:tblBorders>
+          <w:top w:val="single" w:sz="12" w:space="0" w:color="000000"/>
+          <w:left w:val="none" w:sz="0" w:space="0" w:color="auto"/>
+          <w:bottom w:val="single" w:sz="12" w:space="0" w:color="000000"/>
+          <w:right w:val="none" w:sz="0" w:space="0" w:color="auto"/>
+          <w:insideH w:val="none" w:sz="0" w:space="0" w:color="auto"/>
+          <w:insideV w:val="none" w:sz="0" w:space="0" w:color="auto"/>
+        </w:tblBorders>
         <w:tblLook w:firstRow="1" w:lastRow="0" w:firstColumn="0" w:lastColumn="0" w:noHBand="0" w:noVBand="0" w:val="0020"/>
       </w:tblPr>
       <w:tblGrid>
@@ -12137,7 +12337,11 @@
           <w:tblHeader w:val="on"/>
         </w:trPr>
         <w:tc>
-          <w:tcPr/>
+          <w:tcPr>
+            <w:tcBorders>
+              <w:bottom w:val="single" w:sz="8" w:space="0" w:color="000000"/>
+            </w:tcBorders>
+          </w:tcPr>
           <w:p>
             <w:pPr>
               <w:pStyle w:val="Compact"/>
@@ -12153,7 +12357,11 @@
           </w:p>
         </w:tc>
         <w:tc>
-          <w:tcPr/>
+          <w:tcPr>
+            <w:tcBorders>
+              <w:bottom w:val="single" w:sz="8" w:space="0" w:color="000000"/>
+            </w:tcBorders>
+          </w:tcPr>
           <w:p>
             <w:pPr>
               <w:pStyle w:val="Compact"/>
@@ -13664,6 +13872,14 @@
       <w:tblPr>
         <w:tblStyle w:val="Table"/>
         <w:tblW w:type="auto" w:w="0"/>
+        <w:tblBorders>
+          <w:top w:val="single" w:sz="12" w:space="0" w:color="000000"/>
+          <w:left w:val="none" w:sz="0" w:space="0" w:color="auto"/>
+          <w:bottom w:val="single" w:sz="12" w:space="0" w:color="000000"/>
+          <w:right w:val="none" w:sz="0" w:space="0" w:color="auto"/>
+          <w:insideH w:val="none" w:sz="0" w:space="0" w:color="auto"/>
+          <w:insideV w:val="none" w:sz="0" w:space="0" w:color="auto"/>
+        </w:tblBorders>
         <w:tblLook w:firstRow="1" w:lastRow="0" w:firstColumn="0" w:lastColumn="0" w:noHBand="0" w:noVBand="0" w:val="0020"/>
       </w:tblPr>
       <w:tblGrid>
@@ -13675,7 +13891,11 @@
           <w:tblHeader w:val="on"/>
         </w:trPr>
         <w:tc>
-          <w:tcPr/>
+          <w:tcPr>
+            <w:tcBorders>
+              <w:bottom w:val="single" w:sz="8" w:space="0" w:color="000000"/>
+            </w:tcBorders>
+          </w:tcPr>
           <w:p>
             <w:pPr>
               <w:pStyle w:val="Compact"/>
@@ -13691,7 +13911,11 @@
           </w:p>
         </w:tc>
         <w:tc>
-          <w:tcPr/>
+          <w:tcPr>
+            <w:tcBorders>
+              <w:bottom w:val="single" w:sz="8" w:space="0" w:color="000000"/>
+            </w:tcBorders>
+          </w:tcPr>
           <w:p>
             <w:pPr>
               <w:pStyle w:val="Compact"/>
@@ -14071,6 +14295,14 @@
       <w:tblPr>
         <w:tblStyle w:val="Table"/>
         <w:tblW w:type="auto" w:w="0"/>
+        <w:tblBorders>
+          <w:top w:val="single" w:sz="12" w:space="0" w:color="000000"/>
+          <w:left w:val="none" w:sz="0" w:space="0" w:color="auto"/>
+          <w:bottom w:val="single" w:sz="12" w:space="0" w:color="000000"/>
+          <w:right w:val="none" w:sz="0" w:space="0" w:color="auto"/>
+          <w:insideH w:val="none" w:sz="0" w:space="0" w:color="auto"/>
+          <w:insideV w:val="none" w:sz="0" w:space="0" w:color="auto"/>
+        </w:tblBorders>
         <w:tblLook w:firstRow="1" w:lastRow="0" w:firstColumn="0" w:lastColumn="0" w:noHBand="0" w:noVBand="0" w:val="0020"/>
       </w:tblPr>
       <w:tblGrid>
@@ -14089,7 +14321,11 @@
           <w:tblHeader w:val="on"/>
         </w:trPr>
         <w:tc>
-          <w:tcPr/>
+          <w:tcPr>
+            <w:tcBorders>
+              <w:bottom w:val="single" w:sz="8" w:space="0" w:color="000000"/>
+            </w:tcBorders>
+          </w:tcPr>
           <w:p>
             <w:pPr>
               <w:pStyle w:val="Compact"/>
@@ -14105,7 +14341,11 @@
           </w:p>
         </w:tc>
         <w:tc>
-          <w:tcPr/>
+          <w:tcPr>
+            <w:tcBorders>
+              <w:bottom w:val="single" w:sz="8" w:space="0" w:color="000000"/>
+            </w:tcBorders>
+          </w:tcPr>
           <w:p>
             <w:pPr>
               <w:pStyle w:val="Compact"/>
@@ -14121,7 +14361,11 @@
           </w:p>
         </w:tc>
         <w:tc>
-          <w:tcPr/>
+          <w:tcPr>
+            <w:tcBorders>
+              <w:bottom w:val="single" w:sz="8" w:space="0" w:color="000000"/>
+            </w:tcBorders>
+          </w:tcPr>
           <w:p>
             <w:pPr>
               <w:pStyle w:val="Compact"/>
@@ -14137,7 +14381,11 @@
           </w:p>
         </w:tc>
         <w:tc>
-          <w:tcPr/>
+          <w:tcPr>
+            <w:tcBorders>
+              <w:bottom w:val="single" w:sz="8" w:space="0" w:color="000000"/>
+            </w:tcBorders>
+          </w:tcPr>
           <w:p>
             <w:pPr>
               <w:pStyle w:val="Compact"/>
@@ -14153,7 +14401,11 @@
           </w:p>
         </w:tc>
         <w:tc>
-          <w:tcPr/>
+          <w:tcPr>
+            <w:tcBorders>
+              <w:bottom w:val="single" w:sz="8" w:space="0" w:color="000000"/>
+            </w:tcBorders>
+          </w:tcPr>
           <w:p>
             <w:pPr>
               <w:pStyle w:val="Compact"/>
@@ -14169,7 +14421,11 @@
           </w:p>
         </w:tc>
         <w:tc>
-          <w:tcPr/>
+          <w:tcPr>
+            <w:tcBorders>
+              <w:bottom w:val="single" w:sz="8" w:space="0" w:color="000000"/>
+            </w:tcBorders>
+          </w:tcPr>
           <w:p>
             <w:pPr>
               <w:pStyle w:val="Compact"/>
@@ -14185,7 +14441,11 @@
           </w:p>
         </w:tc>
         <w:tc>
-          <w:tcPr/>
+          <w:tcPr>
+            <w:tcBorders>
+              <w:bottom w:val="single" w:sz="8" w:space="0" w:color="000000"/>
+            </w:tcBorders>
+          </w:tcPr>
           <w:p>
             <w:pPr>
               <w:pStyle w:val="Compact"/>
@@ -14201,7 +14461,11 @@
           </w:p>
         </w:tc>
         <w:tc>
-          <w:tcPr/>
+          <w:tcPr>
+            <w:tcBorders>
+              <w:bottom w:val="single" w:sz="8" w:space="0" w:color="000000"/>
+            </w:tcBorders>
+          </w:tcPr>
           <w:p>
             <w:pPr>
               <w:pStyle w:val="Compact"/>
@@ -14217,7 +14481,11 @@
           </w:p>
         </w:tc>
         <w:tc>
-          <w:tcPr/>
+          <w:tcPr>
+            <w:tcBorders>
+              <w:bottom w:val="single" w:sz="8" w:space="0" w:color="000000"/>
+            </w:tcBorders>
+          </w:tcPr>
           <w:p>
             <w:pPr>
               <w:pStyle w:val="Compact"/>
@@ -14983,6 +15251,14 @@
       <w:tblPr>
         <w:tblStyle w:val="Table"/>
         <w:tblW w:type="auto" w:w="0"/>
+        <w:tblBorders>
+          <w:top w:val="single" w:sz="12" w:space="0" w:color="000000"/>
+          <w:left w:val="none" w:sz="0" w:space="0" w:color="auto"/>
+          <w:bottom w:val="single" w:sz="12" w:space="0" w:color="000000"/>
+          <w:right w:val="none" w:sz="0" w:space="0" w:color="auto"/>
+          <w:insideH w:val="none" w:sz="0" w:space="0" w:color="auto"/>
+          <w:insideV w:val="none" w:sz="0" w:space="0" w:color="auto"/>
+        </w:tblBorders>
         <w:tblLook w:firstRow="1" w:lastRow="0" w:firstColumn="0" w:lastColumn="0" w:noHBand="0" w:noVBand="0" w:val="0020"/>
       </w:tblPr>
       <w:tblGrid>
@@ -14994,7 +15270,11 @@
           <w:tblHeader w:val="on"/>
         </w:trPr>
         <w:tc>
-          <w:tcPr/>
+          <w:tcPr>
+            <w:tcBorders>
+              <w:bottom w:val="single" w:sz="8" w:space="0" w:color="000000"/>
+            </w:tcBorders>
+          </w:tcPr>
           <w:p>
             <w:pPr>
               <w:pStyle w:val="Compact"/>
@@ -15010,7 +15290,11 @@
           </w:p>
         </w:tc>
         <w:tc>
-          <w:tcPr/>
+          <w:tcPr>
+            <w:tcBorders>
+              <w:bottom w:val="single" w:sz="8" w:space="0" w:color="000000"/>
+            </w:tcBorders>
+          </w:tcPr>
           <w:p>
             <w:pPr>
               <w:pStyle w:val="Compact"/>
@@ -15773,6 +16057,14 @@
       <w:tblPr>
         <w:tblStyle w:val="Table"/>
         <w:tblW w:type="auto" w:w="0"/>
+        <w:tblBorders>
+          <w:top w:val="single" w:sz="12" w:space="0" w:color="000000"/>
+          <w:left w:val="none" w:sz="0" w:space="0" w:color="auto"/>
+          <w:bottom w:val="single" w:sz="12" w:space="0" w:color="000000"/>
+          <w:right w:val="none" w:sz="0" w:space="0" w:color="auto"/>
+          <w:insideH w:val="none" w:sz="0" w:space="0" w:color="auto"/>
+          <w:insideV w:val="none" w:sz="0" w:space="0" w:color="auto"/>
+        </w:tblBorders>
         <w:tblLook w:firstRow="1" w:lastRow="0" w:firstColumn="0" w:lastColumn="0" w:noHBand="0" w:noVBand="0" w:val="0020"/>
       </w:tblPr>
       <w:tblGrid>
@@ -15784,7 +16076,11 @@
           <w:tblHeader w:val="on"/>
         </w:trPr>
         <w:tc>
-          <w:tcPr/>
+          <w:tcPr>
+            <w:tcBorders>
+              <w:bottom w:val="single" w:sz="8" w:space="0" w:color="000000"/>
+            </w:tcBorders>
+          </w:tcPr>
           <w:p>
             <w:pPr>
               <w:pStyle w:val="Compact"/>
@@ -15800,7 +16096,11 @@
           </w:p>
         </w:tc>
         <w:tc>
-          <w:tcPr/>
+          <w:tcPr>
+            <w:tcBorders>
+              <w:bottom w:val="single" w:sz="8" w:space="0" w:color="000000"/>
+            </w:tcBorders>
+          </w:tcPr>
           <w:p>
             <w:pPr>
               <w:pStyle w:val="Compact"/>
@@ -16306,8 +16606,8 @@
     <w:p>
       <w:pPr>
         <w:pStyle w:val="FirstParagraph"/>
+        <w:spacing w:before="0" w:after="0"/>
         <w:ind w:left="480" w:hanging="480"/>
-        <w:spacing w:after="0"/>
       </w:pPr>
       <w:r>
         <w:rPr>
@@ -16376,8 +16676,8 @@
     <w:p>
       <w:pPr>
         <w:pStyle w:val="FirstParagraph"/>
+        <w:spacing w:before="0" w:after="0"/>
         <w:ind w:left="480" w:hanging="480"/>
-        <w:spacing w:before="0" w:after="0"/>
       </w:pPr>
       <w:r>
         <w:rPr>
@@ -16446,8 +16746,8 @@
     <w:p>
       <w:pPr>
         <w:pStyle w:val="FirstParagraph"/>
+        <w:spacing w:before="0" w:after="0"/>
         <w:ind w:left="480" w:hanging="480"/>
-        <w:spacing w:before="0" w:after="0"/>
       </w:pPr>
       <w:r>
         <w:rPr>
@@ -16516,8 +16816,8 @@
     <w:p>
       <w:pPr>
         <w:pStyle w:val="FirstParagraph"/>
+        <w:spacing w:before="0" w:after="0"/>
         <w:ind w:left="480" w:hanging="480"/>
-        <w:spacing w:before="0" w:after="180"/>
       </w:pPr>
       <w:r>
         <w:rPr>
@@ -17180,8 +17480,8 @@
     <w:p>
       <w:pPr>
         <w:pStyle w:val="BodyText"/>
+        <w:spacing w:before="0" w:after="0"/>
         <w:ind w:left="480" w:hanging="480"/>
-        <w:spacing w:after="0"/>
       </w:pPr>
       <w:r>
         <w:rPr>
@@ -17251,8 +17551,8 @@
     <w:p>
       <w:pPr>
         <w:pStyle w:val="BodyText"/>
+        <w:spacing w:before="0" w:after="0"/>
         <w:ind w:left="480" w:hanging="480"/>
-        <w:spacing w:before="0" w:after="0"/>
       </w:pPr>
       <w:r>
         <w:rPr>
@@ -17319,8 +17619,8 @@
     <w:p>
       <w:pPr>
         <w:pStyle w:val="BodyText"/>
+        <w:spacing w:before="0" w:after="0"/>
         <w:ind w:left="480" w:hanging="480"/>
-        <w:spacing w:before="0" w:after="0"/>
       </w:pPr>
       <w:r>
         <w:rPr>
@@ -17387,8 +17687,8 @@
     <w:p>
       <w:pPr>
         <w:pStyle w:val="BodyText"/>
+        <w:spacing w:before="0" w:after="0"/>
         <w:ind w:left="480" w:hanging="480"/>
-        <w:spacing w:before="0" w:after="180"/>
       </w:pPr>
       <w:r>
         <w:rPr>
@@ -18147,6 +18447,7 @@
     <w:p>
       <w:pPr>
         <w:pStyle w:val="FirstParagraph"/>
+        <w:spacing w:before="0" w:after="0"/>
       </w:pPr>
       <w:r>
         <w:rPr>
@@ -18188,6 +18489,7 @@
     <w:p>
       <w:pPr>
         <w:pStyle w:val="BodyText"/>
+        <w:spacing w:before="0" w:after="0"/>
       </w:pPr>
       <w:r>
         <w:rPr>
@@ -18205,6 +18507,7 @@
     <w:p>
       <w:pPr>
         <w:pStyle w:val="BodyText"/>
+        <w:spacing w:before="0" w:after="0"/>
       </w:pPr>
       <w:r>
         <w:rPr>
@@ -18313,6 +18616,7 @@
     <w:p>
       <w:pPr>
         <w:pStyle w:val="BodyText"/>
+        <w:spacing w:before="0" w:after="0"/>
       </w:pPr>
       <w:r>
         <w:rPr>
@@ -18829,6 +19133,7 @@
     <w:p>
       <w:pPr>
         <w:pStyle w:val="FirstParagraph"/>
+        <w:spacing w:before="0" w:after="0"/>
       </w:pPr>
       <w:r>
         <w:rPr>
@@ -18852,6 +19157,7 @@
     <w:p>
       <w:pPr>
         <w:pStyle w:val="BodyText"/>
+        <w:spacing w:before="0" w:after="0"/>
       </w:pPr>
       <w:r>
         <w:rPr>
@@ -18971,6 +19277,7 @@
     <w:p>
       <w:pPr>
         <w:pStyle w:val="BodyText"/>
+        <w:spacing w:before="0" w:after="0"/>
       </w:pPr>
       <w:r>
         <w:rPr>
@@ -19210,6 +19517,7 @@
     <w:p>
       <w:pPr>
         <w:pStyle w:val="BodyText"/>
+        <w:spacing w:before="0" w:after="0"/>
       </w:pPr>
       <w:r>
         <w:rPr>
@@ -19733,8 +20041,8 @@
     <w:p>
       <w:pPr>
         <w:pStyle w:val="FirstParagraph"/>
+        <w:spacing w:before="0" w:after="0"/>
         <w:ind w:left="480" w:hanging="480"/>
-        <w:spacing w:after="0"/>
       </w:pPr>
       <w:r>
         <w:rPr>
@@ -19895,20 +20203,45 @@
     <w:p>
       <w:pPr>
         <w:pStyle w:val="FirstParagraph"/>
+        <w:spacing w:before="0" w:after="0"/>
         <w:ind w:left="480" w:hanging="480"/>
+      </w:pPr>
+      <w:r>
+        <w:rPr>
+          <w:rFonts w:ascii="Times New Roman" w:hAnsi="Times New Roman" w:eastAsia="Times New Roman" w:cs="Times New Roman"/>
+        </w:rPr>
+        <w:t xml:space="preserve">A. </w:t>
+      </w:r>
+      <w:r>
+        <w:rPr>
+          <w:rFonts w:hint="eastAsia" w:ascii="Times New Roman" w:hAnsi="Times New Roman" w:eastAsia="FangSong" w:cs="Times New Roman"/>
+        </w:rPr>
+        <w:t xml:space="preserve">草酸</w:t>
+      </w:r>
+      <w:r>
+        <w:rPr>
+          <w:rFonts w:ascii="Times New Roman" w:hAnsi="Times New Roman" w:eastAsia="Times New Roman" w:cs="Times New Roman"/>
+        </w:rPr>
+        <w:t xml:space="preserve"> </w:t>
+      </w:r>
+    </w:p>
+    <w:p>
+      <w:pPr>
+        <w:pStyle w:val="FirstParagraph"/>
         <w:spacing w:before="0" w:after="0"/>
-      </w:pPr>
-      <w:r>
-        <w:rPr>
-          <w:rFonts w:ascii="Times New Roman" w:hAnsi="Times New Roman" w:eastAsia="Times New Roman" w:cs="Times New Roman"/>
-        </w:rPr>
-        <w:t xml:space="preserve">A. </w:t>
-      </w:r>
-      <w:r>
-        <w:rPr>
-          <w:rFonts w:hint="eastAsia" w:ascii="Times New Roman" w:hAnsi="Times New Roman" w:eastAsia="FangSong" w:cs="Times New Roman"/>
-        </w:rPr>
-        <w:t xml:space="preserve">草酸</w:t>
+        <w:ind w:left="480" w:hanging="480"/>
+      </w:pPr>
+      <w:r>
+        <w:rPr>
+          <w:rFonts w:ascii="Times New Roman" w:hAnsi="Times New Roman" w:eastAsia="Times New Roman" w:cs="Times New Roman"/>
+        </w:rPr>
+        <w:t xml:space="preserve">B. </w:t>
+      </w:r>
+      <w:r>
+        <w:rPr>
+          <w:rFonts w:hint="eastAsia" w:ascii="Times New Roman" w:hAnsi="Times New Roman" w:eastAsia="FangSong" w:cs="Times New Roman"/>
+        </w:rPr>
+        <w:t xml:space="preserve">氯化铝</w:t>
       </w:r>
       <w:r>
         <w:rPr>
@@ -19920,58 +20253,33 @@
     <w:p>
       <w:pPr>
         <w:pStyle w:val="FirstParagraph"/>
+        <w:spacing w:before="0" w:after="0"/>
         <w:ind w:left="480" w:hanging="480"/>
+      </w:pPr>
+      <w:r>
+        <w:rPr>
+          <w:rFonts w:ascii="Times New Roman" w:hAnsi="Times New Roman" w:eastAsia="Times New Roman" w:cs="Times New Roman"/>
+        </w:rPr>
+        <w:t xml:space="preserve">C. </w:t>
+      </w:r>
+      <w:r>
+        <w:rPr>
+          <w:rFonts w:hint="eastAsia" w:ascii="Times New Roman" w:hAnsi="Times New Roman" w:eastAsia="FangSong" w:cs="Times New Roman"/>
+        </w:rPr>
+        <w:t xml:space="preserve">醋酸钠</w:t>
+      </w:r>
+      <w:r>
+        <w:rPr>
+          <w:rFonts w:ascii="Times New Roman" w:hAnsi="Times New Roman" w:eastAsia="Times New Roman" w:cs="Times New Roman"/>
+        </w:rPr>
+        <w:t xml:space="preserve"> </w:t>
+      </w:r>
+    </w:p>
+    <w:p>
+      <w:pPr>
+        <w:pStyle w:val="FirstParagraph"/>
         <w:spacing w:before="0" w:after="0"/>
-      </w:pPr>
-      <w:r>
-        <w:rPr>
-          <w:rFonts w:ascii="Times New Roman" w:hAnsi="Times New Roman" w:eastAsia="Times New Roman" w:cs="Times New Roman"/>
-        </w:rPr>
-        <w:t xml:space="preserve">B. </w:t>
-      </w:r>
-      <w:r>
-        <w:rPr>
-          <w:rFonts w:hint="eastAsia" w:ascii="Times New Roman" w:hAnsi="Times New Roman" w:eastAsia="FangSong" w:cs="Times New Roman"/>
-        </w:rPr>
-        <w:t xml:space="preserve">氯化铝</w:t>
-      </w:r>
-      <w:r>
-        <w:rPr>
-          <w:rFonts w:ascii="Times New Roman" w:hAnsi="Times New Roman" w:eastAsia="Times New Roman" w:cs="Times New Roman"/>
-        </w:rPr>
-        <w:t xml:space="preserve"> </w:t>
-      </w:r>
-    </w:p>
-    <w:p>
-      <w:pPr>
-        <w:pStyle w:val="FirstParagraph"/>
         <w:ind w:left="480" w:hanging="480"/>
-        <w:spacing w:before="0" w:after="0"/>
-      </w:pPr>
-      <w:r>
-        <w:rPr>
-          <w:rFonts w:ascii="Times New Roman" w:hAnsi="Times New Roman" w:eastAsia="Times New Roman" w:cs="Times New Roman"/>
-        </w:rPr>
-        <w:t xml:space="preserve">C. </w:t>
-      </w:r>
-      <w:r>
-        <w:rPr>
-          <w:rFonts w:hint="eastAsia" w:ascii="Times New Roman" w:hAnsi="Times New Roman" w:eastAsia="FangSong" w:cs="Times New Roman"/>
-        </w:rPr>
-        <w:t xml:space="preserve">醋酸钠</w:t>
-      </w:r>
-      <w:r>
-        <w:rPr>
-          <w:rFonts w:ascii="Times New Roman" w:hAnsi="Times New Roman" w:eastAsia="Times New Roman" w:cs="Times New Roman"/>
-        </w:rPr>
-        <w:t xml:space="preserve"> </w:t>
-      </w:r>
-    </w:p>
-    <w:p>
-      <w:pPr>
-        <w:pStyle w:val="FirstParagraph"/>
-        <w:ind w:left="480" w:hanging="480"/>
-        <w:spacing w:before="0" w:after="180"/>
       </w:pPr>
       <w:r>
         <w:rPr>
@@ -24040,7 +24348,7 @@
     <ns0:rPr>
       <ns0:rFonts ns0:ascii="Times New Roman" ns0:cs="Times New Roman" ns0:eastAsia="SimHei" ns0:hAnsi="Times New Roman"/>
       <ns0:b/>
-      <ns0:color ns0:val="17324D"/>
+      <ns0:color ns0:val="000000"/>
       <ns0:sz ns0:val="44"/>
       <ns0:szCs ns0:val="56"/>
     </ns0:rPr>
@@ -24182,7 +24490,7 @@
     <ns0:rPr>
       <ns0:rFonts ns0:ascii="Times New Roman" ns0:cs="Times New Roman" ns0:eastAsia="SimHei" ns0:hAnsi="Times New Roman"/>
       <ns0:b/>
-      <ns0:color ns0:val="17324D"/>
+      <ns0:color ns0:val="000000"/>
       <ns0:sz ns0:val="32"/>
       <ns0:szCs ns0:val="40"/>
     </ns0:rPr>
@@ -24206,7 +24514,7 @@
     <ns0:rPr>
       <ns0:rFonts ns0:ascii="Times New Roman" ns0:cs="Times New Roman" ns0:eastAsia="SimHei" ns0:hAnsi="Times New Roman"/>
       <ns0:b/>
-      <ns0:color ns0:val="17324D"/>
+      <ns0:color ns0:val="000000"/>
       <ns0:sz ns0:val="28"/>
       <ns0:szCs ns0:val="32"/>
     </ns0:rPr>
@@ -24230,7 +24538,7 @@
     <ns0:rPr>
       <ns0:rFonts ns0:ascii="Times New Roman" ns0:cs="Times New Roman" ns0:eastAsia="SimHei" ns0:hAnsi="Times New Roman"/>
       <ns0:b/>
-      <ns0:color ns0:val="17324D"/>
+      <ns0:color ns0:val="000000"/>
       <ns0:sz ns0:val="25"/>
       <ns0:szCs ns0:val="28"/>
     </ns0:rPr>
